--- a/Диплом.docx
+++ b/Диплом.docx
@@ -416,8 +416,6 @@
       </w:r>
       <w:r>
         <w:tab/>
-      </w:r>
-      <w:r>
         <w:t>К.Д. Байгулов</w:t>
       </w:r>
     </w:p>
@@ -570,6 +568,12 @@
     </w:p>
     <w:sdt>
       <w:sdtPr>
+        <w:rPr>
+          <w:rFonts w:ascii="Times New Roman" w:eastAsia="Times New Roman" w:hAnsi="Times New Roman" w:cs="Times New Roman"/>
+          <w:color w:val="auto"/>
+          <w:sz w:val="28"/>
+          <w:szCs w:val="28"/>
+        </w:rPr>
         <w:id w:val="-1531720820"/>
         <w:docPartObj>
           <w:docPartGallery w:val="Table of Contents"/>
@@ -578,12 +582,8 @@
       </w:sdtPr>
       <w:sdtEndPr>
         <w:rPr>
-          <w:rFonts w:ascii="Times New Roman" w:eastAsia="Times New Roman" w:hAnsi="Times New Roman" w:cs="Times New Roman"/>
           <w:b/>
           <w:bCs/>
-          <w:color w:val="auto"/>
-          <w:sz w:val="28"/>
-          <w:szCs w:val="28"/>
         </w:rPr>
       </w:sdtEndPr>
       <w:sdtContent>
@@ -591,7 +591,7 @@
           <w:pPr>
             <w:pStyle w:val="a4"/>
             <w:spacing w:line="360" w:lineRule="auto"/>
-            <w:ind w:firstLine="709"/>
+            <w:ind w:firstLine="0"/>
             <w:jc w:val="center"/>
             <w:rPr>
               <w:rFonts w:ascii="Times New Roman" w:hAnsi="Times New Roman" w:cs="Times New Roman"/>
@@ -613,9 +613,7 @@
         <w:p>
           <w:pPr>
             <w:pStyle w:val="10"/>
-            <w:tabs>
-              <w:tab w:val="right" w:leader="dot" w:pos="9345"/>
-            </w:tabs>
+            <w:jc w:val="both"/>
             <w:rPr>
               <w:noProof/>
             </w:rPr>
@@ -690,9 +688,7 @@
         <w:p>
           <w:pPr>
             <w:pStyle w:val="10"/>
-            <w:tabs>
-              <w:tab w:val="right" w:leader="dot" w:pos="9345"/>
-            </w:tabs>
+            <w:jc w:val="both"/>
             <w:rPr>
               <w:noProof/>
             </w:rPr>
@@ -761,6 +757,7 @@
             <w:tabs>
               <w:tab w:val="right" w:leader="dot" w:pos="9345"/>
             </w:tabs>
+            <w:jc w:val="both"/>
             <w:rPr>
               <w:noProof/>
             </w:rPr>
@@ -826,65 +823,51 @@
         <w:p>
           <w:pPr>
             <w:pStyle w:val="30"/>
-            <w:tabs>
-              <w:tab w:val="right" w:leader="dot" w:pos="9345"/>
-            </w:tabs>
-            <w:rPr>
-              <w:noProof/>
-            </w:rPr>
           </w:pPr>
           <w:hyperlink w:anchor="_Toc229764782" w:history="1">
             <w:r>
               <w:rPr>
                 <w:rStyle w:val="a5"/>
-                <w:noProof/>
               </w:rPr>
               <w:t>1.1.1. Назначение программного продукта</w:t>
             </w:r>
             <w:r>
               <w:rPr>
-                <w:noProof/>
                 <w:webHidden/>
               </w:rPr>
               <w:tab/>
             </w:r>
             <w:r>
               <w:rPr>
-                <w:noProof/>
                 <w:webHidden/>
               </w:rPr>
               <w:fldChar w:fldCharType="begin"/>
             </w:r>
             <w:r>
               <w:rPr>
-                <w:noProof/>
                 <w:webHidden/>
               </w:rPr>
               <w:instrText xml:space="preserve"> PAGEREF _Toc229764782 \h </w:instrText>
             </w:r>
             <w:r>
               <w:rPr>
-                <w:noProof/>
-                <w:webHidden/>
-              </w:rPr>
-            </w:r>
-            <w:r>
-              <w:rPr>
-                <w:noProof/>
+                <w:webHidden/>
+              </w:rPr>
+            </w:r>
+            <w:r>
+              <w:rPr>
                 <w:webHidden/>
               </w:rPr>
               <w:fldChar w:fldCharType="separate"/>
             </w:r>
             <w:r>
               <w:rPr>
-                <w:noProof/>
                 <w:webHidden/>
               </w:rPr>
               <w:t>5</w:t>
             </w:r>
             <w:r>
               <w:rPr>
-                <w:noProof/>
                 <w:webHidden/>
               </w:rPr>
               <w:fldChar w:fldCharType="end"/>
@@ -894,65 +877,53 @@
         <w:p>
           <w:pPr>
             <w:pStyle w:val="30"/>
-            <w:tabs>
-              <w:tab w:val="right" w:leader="dot" w:pos="9345"/>
-            </w:tabs>
-            <w:rPr>
-              <w:noProof/>
-            </w:rPr>
           </w:pPr>
           <w:hyperlink w:anchor="_Toc229764783" w:history="1">
             <w:r>
               <w:rPr>
                 <w:rStyle w:val="a5"/>
-                <w:noProof/>
+                <w:b/>
+                <w:bCs/>
               </w:rPr>
               <w:t>1.1.2. Обоснование цели создания программного продукта</w:t>
             </w:r>
             <w:r>
               <w:rPr>
-                <w:noProof/>
                 <w:webHidden/>
               </w:rPr>
               <w:tab/>
             </w:r>
             <w:r>
               <w:rPr>
-                <w:noProof/>
                 <w:webHidden/>
               </w:rPr>
               <w:fldChar w:fldCharType="begin"/>
             </w:r>
             <w:r>
               <w:rPr>
-                <w:noProof/>
                 <w:webHidden/>
               </w:rPr>
               <w:instrText xml:space="preserve"> PAGEREF _Toc229764783 \h </w:instrText>
             </w:r>
             <w:r>
               <w:rPr>
-                <w:noProof/>
-                <w:webHidden/>
-              </w:rPr>
-            </w:r>
-            <w:r>
-              <w:rPr>
-                <w:noProof/>
+                <w:webHidden/>
+              </w:rPr>
+            </w:r>
+            <w:r>
+              <w:rPr>
                 <w:webHidden/>
               </w:rPr>
               <w:fldChar w:fldCharType="separate"/>
             </w:r>
             <w:r>
               <w:rPr>
-                <w:noProof/>
                 <w:webHidden/>
               </w:rPr>
               <w:t>6</w:t>
             </w:r>
             <w:r>
               <w:rPr>
-                <w:noProof/>
                 <w:webHidden/>
               </w:rPr>
               <w:fldChar w:fldCharType="end"/>
@@ -965,6 +936,7 @@
             <w:tabs>
               <w:tab w:val="right" w:leader="dot" w:pos="9345"/>
             </w:tabs>
+            <w:jc w:val="both"/>
             <w:rPr>
               <w:noProof/>
             </w:rPr>
@@ -1033,6 +1005,7 @@
             <w:tabs>
               <w:tab w:val="right" w:leader="dot" w:pos="9345"/>
             </w:tabs>
+            <w:jc w:val="both"/>
             <w:rPr>
               <w:noProof/>
             </w:rPr>
@@ -1098,65 +1071,63 @@
         <w:p>
           <w:pPr>
             <w:pStyle w:val="30"/>
-            <w:tabs>
-              <w:tab w:val="right" w:leader="dot" w:pos="9345"/>
-            </w:tabs>
-            <w:rPr>
-              <w:noProof/>
-            </w:rPr>
           </w:pPr>
           <w:hyperlink w:anchor="_Toc229764786" w:history="1">
             <w:r>
               <w:rPr>
                 <w:rStyle w:val="a5"/>
-                <w:noProof/>
-              </w:rPr>
-              <w:t>1.3.1. Требования к функциональным характеристикам</w:t>
-            </w:r>
-            <w:r>
-              <w:rPr>
-                <w:noProof/>
+              </w:rPr>
+              <w:t>1.3.1. Требования к функциональным характер</w:t>
+            </w:r>
+            <w:r>
+              <w:rPr>
+                <w:rStyle w:val="a5"/>
+              </w:rPr>
+              <w:t>и</w:t>
+            </w:r>
+            <w:r>
+              <w:rPr>
+                <w:rStyle w:val="a5"/>
+              </w:rPr>
+              <w:t>стикам</w:t>
+            </w:r>
+            <w:r>
+              <w:rPr>
                 <w:webHidden/>
               </w:rPr>
               <w:tab/>
             </w:r>
             <w:r>
               <w:rPr>
-                <w:noProof/>
                 <w:webHidden/>
               </w:rPr>
               <w:fldChar w:fldCharType="begin"/>
             </w:r>
             <w:r>
               <w:rPr>
-                <w:noProof/>
                 <w:webHidden/>
               </w:rPr>
               <w:instrText xml:space="preserve"> PAGEREF _Toc229764786 \h </w:instrText>
             </w:r>
             <w:r>
               <w:rPr>
-                <w:noProof/>
-                <w:webHidden/>
-              </w:rPr>
-            </w:r>
-            <w:r>
-              <w:rPr>
-                <w:noProof/>
+                <w:webHidden/>
+              </w:rPr>
+            </w:r>
+            <w:r>
+              <w:rPr>
                 <w:webHidden/>
               </w:rPr>
               <w:fldChar w:fldCharType="separate"/>
             </w:r>
             <w:r>
               <w:rPr>
-                <w:noProof/>
                 <w:webHidden/>
               </w:rPr>
               <w:t>10</w:t>
             </w:r>
             <w:r>
               <w:rPr>
-                <w:noProof/>
                 <w:webHidden/>
               </w:rPr>
               <w:fldChar w:fldCharType="end"/>
@@ -1166,65 +1137,51 @@
         <w:p>
           <w:pPr>
             <w:pStyle w:val="30"/>
-            <w:tabs>
-              <w:tab w:val="right" w:leader="dot" w:pos="9345"/>
-            </w:tabs>
-            <w:rPr>
-              <w:noProof/>
-            </w:rPr>
           </w:pPr>
           <w:hyperlink w:anchor="_Toc229764787" w:history="1">
             <w:r>
               <w:rPr>
                 <w:rStyle w:val="a5"/>
-                <w:noProof/>
               </w:rPr>
               <w:t>1.3.2. Требования к надежности</w:t>
             </w:r>
             <w:r>
               <w:rPr>
-                <w:noProof/>
                 <w:webHidden/>
               </w:rPr>
               <w:tab/>
             </w:r>
             <w:r>
               <w:rPr>
-                <w:noProof/>
                 <w:webHidden/>
               </w:rPr>
               <w:fldChar w:fldCharType="begin"/>
             </w:r>
             <w:r>
               <w:rPr>
-                <w:noProof/>
                 <w:webHidden/>
               </w:rPr>
               <w:instrText xml:space="preserve"> PAGEREF _Toc229764787 \h </w:instrText>
             </w:r>
             <w:r>
               <w:rPr>
-                <w:noProof/>
-                <w:webHidden/>
-              </w:rPr>
-            </w:r>
-            <w:r>
-              <w:rPr>
-                <w:noProof/>
+                <w:webHidden/>
+              </w:rPr>
+            </w:r>
+            <w:r>
+              <w:rPr>
                 <w:webHidden/>
               </w:rPr>
               <w:fldChar w:fldCharType="separate"/>
             </w:r>
             <w:r>
               <w:rPr>
-                <w:noProof/>
                 <w:webHidden/>
               </w:rPr>
               <w:t>12</w:t>
             </w:r>
             <w:r>
               <w:rPr>
-                <w:noProof/>
                 <w:webHidden/>
               </w:rPr>
               <w:fldChar w:fldCharType="end"/>
@@ -1234,65 +1191,51 @@
         <w:p>
           <w:pPr>
             <w:pStyle w:val="30"/>
-            <w:tabs>
-              <w:tab w:val="right" w:leader="dot" w:pos="9345"/>
-            </w:tabs>
-            <w:rPr>
-              <w:noProof/>
-            </w:rPr>
           </w:pPr>
           <w:hyperlink w:anchor="_Toc229764788" w:history="1">
             <w:r>
               <w:rPr>
                 <w:rStyle w:val="a5"/>
-                <w:noProof/>
               </w:rPr>
               <w:t>1.3.3. Условия эксплуатации</w:t>
             </w:r>
             <w:r>
               <w:rPr>
-                <w:noProof/>
                 <w:webHidden/>
               </w:rPr>
               <w:tab/>
             </w:r>
             <w:r>
               <w:rPr>
-                <w:noProof/>
                 <w:webHidden/>
               </w:rPr>
               <w:fldChar w:fldCharType="begin"/>
             </w:r>
             <w:r>
               <w:rPr>
-                <w:noProof/>
                 <w:webHidden/>
               </w:rPr>
               <w:instrText xml:space="preserve"> PAGEREF _Toc229764788 \h </w:instrText>
             </w:r>
             <w:r>
               <w:rPr>
-                <w:noProof/>
-                <w:webHidden/>
-              </w:rPr>
-            </w:r>
-            <w:r>
-              <w:rPr>
-                <w:noProof/>
+                <w:webHidden/>
+              </w:rPr>
+            </w:r>
+            <w:r>
+              <w:rPr>
                 <w:webHidden/>
               </w:rPr>
               <w:fldChar w:fldCharType="separate"/>
             </w:r>
             <w:r>
               <w:rPr>
-                <w:noProof/>
                 <w:webHidden/>
               </w:rPr>
               <w:t>12</w:t>
             </w:r>
             <w:r>
               <w:rPr>
-                <w:noProof/>
                 <w:webHidden/>
               </w:rPr>
               <w:fldChar w:fldCharType="end"/>
@@ -1302,65 +1245,51 @@
         <w:p>
           <w:pPr>
             <w:pStyle w:val="30"/>
-            <w:tabs>
-              <w:tab w:val="right" w:leader="dot" w:pos="9345"/>
-            </w:tabs>
-            <w:rPr>
-              <w:noProof/>
-            </w:rPr>
           </w:pPr>
           <w:hyperlink w:anchor="_Toc229764789" w:history="1">
             <w:r>
               <w:rPr>
                 <w:rStyle w:val="a5"/>
-                <w:noProof/>
               </w:rPr>
               <w:t>1.3.4. Требования к составу и параметрам технических средств</w:t>
             </w:r>
             <w:r>
               <w:rPr>
-                <w:noProof/>
                 <w:webHidden/>
               </w:rPr>
               <w:tab/>
             </w:r>
             <w:r>
               <w:rPr>
-                <w:noProof/>
                 <w:webHidden/>
               </w:rPr>
               <w:fldChar w:fldCharType="begin"/>
             </w:r>
             <w:r>
               <w:rPr>
-                <w:noProof/>
                 <w:webHidden/>
               </w:rPr>
               <w:instrText xml:space="preserve"> PAGEREF _Toc229764789 \h </w:instrText>
             </w:r>
             <w:r>
               <w:rPr>
-                <w:noProof/>
-                <w:webHidden/>
-              </w:rPr>
-            </w:r>
-            <w:r>
-              <w:rPr>
-                <w:noProof/>
+                <w:webHidden/>
+              </w:rPr>
+            </w:r>
+            <w:r>
+              <w:rPr>
                 <w:webHidden/>
               </w:rPr>
               <w:fldChar w:fldCharType="separate"/>
             </w:r>
             <w:r>
               <w:rPr>
-                <w:noProof/>
                 <w:webHidden/>
               </w:rPr>
               <w:t>13</w:t>
             </w:r>
             <w:r>
               <w:rPr>
-                <w:noProof/>
                 <w:webHidden/>
               </w:rPr>
               <w:fldChar w:fldCharType="end"/>
@@ -1370,65 +1299,51 @@
         <w:p>
           <w:pPr>
             <w:pStyle w:val="30"/>
-            <w:tabs>
-              <w:tab w:val="right" w:leader="dot" w:pos="9345"/>
-            </w:tabs>
-            <w:rPr>
-              <w:noProof/>
-            </w:rPr>
           </w:pPr>
           <w:hyperlink w:anchor="_Toc229764790" w:history="1">
             <w:r>
               <w:rPr>
                 <w:rStyle w:val="a5"/>
-                <w:noProof/>
               </w:rPr>
               <w:t>1.3.5. Требования к информационной и программной совместимости</w:t>
             </w:r>
             <w:r>
               <w:rPr>
-                <w:noProof/>
                 <w:webHidden/>
               </w:rPr>
               <w:tab/>
             </w:r>
             <w:r>
               <w:rPr>
-                <w:noProof/>
                 <w:webHidden/>
               </w:rPr>
               <w:fldChar w:fldCharType="begin"/>
             </w:r>
             <w:r>
               <w:rPr>
-                <w:noProof/>
                 <w:webHidden/>
               </w:rPr>
               <w:instrText xml:space="preserve"> PAGEREF _Toc229764790 \h </w:instrText>
             </w:r>
             <w:r>
               <w:rPr>
-                <w:noProof/>
-                <w:webHidden/>
-              </w:rPr>
-            </w:r>
-            <w:r>
-              <w:rPr>
-                <w:noProof/>
+                <w:webHidden/>
+              </w:rPr>
+            </w:r>
+            <w:r>
+              <w:rPr>
                 <w:webHidden/>
               </w:rPr>
               <w:fldChar w:fldCharType="separate"/>
             </w:r>
             <w:r>
               <w:rPr>
-                <w:noProof/>
                 <w:webHidden/>
               </w:rPr>
               <w:t>13</w:t>
             </w:r>
             <w:r>
               <w:rPr>
-                <w:noProof/>
                 <w:webHidden/>
               </w:rPr>
               <w:fldChar w:fldCharType="end"/>
@@ -1441,6 +1356,7 @@
             <w:tabs>
               <w:tab w:val="right" w:leader="dot" w:pos="9345"/>
             </w:tabs>
+            <w:jc w:val="both"/>
             <w:rPr>
               <w:noProof/>
             </w:rPr>
@@ -1506,65 +1422,51 @@
         <w:p>
           <w:pPr>
             <w:pStyle w:val="30"/>
-            <w:tabs>
-              <w:tab w:val="right" w:leader="dot" w:pos="9345"/>
-            </w:tabs>
-            <w:rPr>
-              <w:noProof/>
-            </w:rPr>
           </w:pPr>
           <w:hyperlink w:anchor="_Toc229764792" w:history="1">
             <w:r>
               <w:rPr>
                 <w:rStyle w:val="a5"/>
-                <w:noProof/>
               </w:rPr>
               <w:t>1.4.1. Организация информационной базы</w:t>
             </w:r>
             <w:r>
               <w:rPr>
-                <w:noProof/>
                 <w:webHidden/>
               </w:rPr>
               <w:tab/>
             </w:r>
             <w:r>
               <w:rPr>
-                <w:noProof/>
                 <w:webHidden/>
               </w:rPr>
               <w:fldChar w:fldCharType="begin"/>
             </w:r>
             <w:r>
               <w:rPr>
-                <w:noProof/>
                 <w:webHidden/>
               </w:rPr>
               <w:instrText xml:space="preserve"> PAGEREF _Toc229764792 \h </w:instrText>
             </w:r>
             <w:r>
               <w:rPr>
-                <w:noProof/>
-                <w:webHidden/>
-              </w:rPr>
-            </w:r>
-            <w:r>
-              <w:rPr>
-                <w:noProof/>
+                <w:webHidden/>
+              </w:rPr>
+            </w:r>
+            <w:r>
+              <w:rPr>
                 <w:webHidden/>
               </w:rPr>
               <w:fldChar w:fldCharType="separate"/>
             </w:r>
             <w:r>
               <w:rPr>
-                <w:noProof/>
                 <w:webHidden/>
               </w:rPr>
               <w:t>14</w:t>
             </w:r>
             <w:r>
               <w:rPr>
-                <w:noProof/>
                 <w:webHidden/>
               </w:rPr>
               <w:fldChar w:fldCharType="end"/>
@@ -1574,65 +1476,51 @@
         <w:p>
           <w:pPr>
             <w:pStyle w:val="30"/>
-            <w:tabs>
-              <w:tab w:val="right" w:leader="dot" w:pos="9345"/>
-            </w:tabs>
-            <w:rPr>
-              <w:noProof/>
-            </w:rPr>
           </w:pPr>
           <w:hyperlink w:anchor="_Toc229764793" w:history="1">
             <w:r>
               <w:rPr>
                 <w:rStyle w:val="a5"/>
-                <w:noProof/>
               </w:rPr>
               <w:t>1.4.2. Система программного обеспечения</w:t>
             </w:r>
             <w:r>
               <w:rPr>
-                <w:noProof/>
                 <w:webHidden/>
               </w:rPr>
               <w:tab/>
             </w:r>
             <w:r>
               <w:rPr>
-                <w:noProof/>
                 <w:webHidden/>
               </w:rPr>
               <w:fldChar w:fldCharType="begin"/>
             </w:r>
             <w:r>
               <w:rPr>
-                <w:noProof/>
                 <w:webHidden/>
               </w:rPr>
               <w:instrText xml:space="preserve"> PAGEREF _Toc229764793 \h </w:instrText>
             </w:r>
             <w:r>
               <w:rPr>
-                <w:noProof/>
-                <w:webHidden/>
-              </w:rPr>
-            </w:r>
-            <w:r>
-              <w:rPr>
-                <w:noProof/>
+                <w:webHidden/>
+              </w:rPr>
+            </w:r>
+            <w:r>
+              <w:rPr>
                 <w:webHidden/>
               </w:rPr>
               <w:fldChar w:fldCharType="separate"/>
             </w:r>
             <w:r>
               <w:rPr>
-                <w:noProof/>
                 <w:webHidden/>
               </w:rPr>
               <w:t>16</w:t>
             </w:r>
             <w:r>
               <w:rPr>
-                <w:noProof/>
                 <w:webHidden/>
               </w:rPr>
               <w:fldChar w:fldCharType="end"/>
@@ -1642,65 +1530,51 @@
         <w:p>
           <w:pPr>
             <w:pStyle w:val="30"/>
-            <w:tabs>
-              <w:tab w:val="right" w:leader="dot" w:pos="9345"/>
-            </w:tabs>
-            <w:rPr>
-              <w:noProof/>
-            </w:rPr>
           </w:pPr>
           <w:hyperlink w:anchor="_Toc229764794" w:history="1">
             <w:r>
               <w:rPr>
                 <w:rStyle w:val="a5"/>
-                <w:noProof/>
               </w:rPr>
               <w:t>1.4.3. Технические решения по алгоритмам и программному обеспечению</w:t>
             </w:r>
             <w:r>
               <w:rPr>
-                <w:noProof/>
                 <w:webHidden/>
               </w:rPr>
               <w:tab/>
             </w:r>
             <w:r>
               <w:rPr>
-                <w:noProof/>
                 <w:webHidden/>
               </w:rPr>
               <w:fldChar w:fldCharType="begin"/>
             </w:r>
             <w:r>
               <w:rPr>
-                <w:noProof/>
                 <w:webHidden/>
               </w:rPr>
               <w:instrText xml:space="preserve"> PAGEREF _Toc229764794 \h </w:instrText>
             </w:r>
             <w:r>
               <w:rPr>
-                <w:noProof/>
-                <w:webHidden/>
-              </w:rPr>
-            </w:r>
-            <w:r>
-              <w:rPr>
-                <w:noProof/>
+                <w:webHidden/>
+              </w:rPr>
+            </w:r>
+            <w:r>
+              <w:rPr>
                 <w:webHidden/>
               </w:rPr>
               <w:fldChar w:fldCharType="separate"/>
             </w:r>
             <w:r>
               <w:rPr>
-                <w:noProof/>
                 <w:webHidden/>
               </w:rPr>
               <w:t>17</w:t>
             </w:r>
             <w:r>
               <w:rPr>
-                <w:noProof/>
                 <w:webHidden/>
               </w:rPr>
               <w:fldChar w:fldCharType="end"/>
@@ -1713,6 +1587,7 @@
             <w:tabs>
               <w:tab w:val="right" w:leader="dot" w:pos="9345"/>
             </w:tabs>
+            <w:jc w:val="both"/>
             <w:rPr>
               <w:noProof/>
             </w:rPr>
@@ -1778,65 +1653,51 @@
         <w:p>
           <w:pPr>
             <w:pStyle w:val="30"/>
-            <w:tabs>
-              <w:tab w:val="right" w:leader="dot" w:pos="9345"/>
-            </w:tabs>
-            <w:rPr>
-              <w:noProof/>
-            </w:rPr>
           </w:pPr>
           <w:hyperlink w:anchor="_Toc229764796" w:history="1">
             <w:r>
               <w:rPr>
                 <w:rStyle w:val="a5"/>
-                <w:noProof/>
               </w:rPr>
               <w:t>1.5.1. Модульное тестирование</w:t>
             </w:r>
             <w:r>
               <w:rPr>
-                <w:noProof/>
                 <w:webHidden/>
               </w:rPr>
               <w:tab/>
             </w:r>
             <w:r>
               <w:rPr>
-                <w:noProof/>
                 <w:webHidden/>
               </w:rPr>
               <w:fldChar w:fldCharType="begin"/>
             </w:r>
             <w:r>
               <w:rPr>
-                <w:noProof/>
                 <w:webHidden/>
               </w:rPr>
               <w:instrText xml:space="preserve"> PAGEREF _Toc229764796 \h </w:instrText>
             </w:r>
             <w:r>
               <w:rPr>
-                <w:noProof/>
-                <w:webHidden/>
-              </w:rPr>
-            </w:r>
-            <w:r>
-              <w:rPr>
-                <w:noProof/>
+                <w:webHidden/>
+              </w:rPr>
+            </w:r>
+            <w:r>
+              <w:rPr>
                 <w:webHidden/>
               </w:rPr>
               <w:fldChar w:fldCharType="separate"/>
             </w:r>
             <w:r>
               <w:rPr>
-                <w:noProof/>
                 <w:webHidden/>
               </w:rPr>
               <w:t>18</w:t>
             </w:r>
             <w:r>
               <w:rPr>
-                <w:noProof/>
                 <w:webHidden/>
               </w:rPr>
               <w:fldChar w:fldCharType="end"/>
@@ -1846,65 +1707,51 @@
         <w:p>
           <w:pPr>
             <w:pStyle w:val="30"/>
-            <w:tabs>
-              <w:tab w:val="right" w:leader="dot" w:pos="9345"/>
-            </w:tabs>
-            <w:rPr>
-              <w:noProof/>
-            </w:rPr>
           </w:pPr>
           <w:hyperlink w:anchor="_Toc229764797" w:history="1">
             <w:r>
               <w:rPr>
                 <w:rStyle w:val="a5"/>
-                <w:noProof/>
               </w:rPr>
               <w:t>1.5.2. Показатели качества и требуемые значения атрибутов качества</w:t>
             </w:r>
             <w:r>
               <w:rPr>
-                <w:noProof/>
                 <w:webHidden/>
               </w:rPr>
               <w:tab/>
             </w:r>
             <w:r>
               <w:rPr>
-                <w:noProof/>
                 <w:webHidden/>
               </w:rPr>
               <w:fldChar w:fldCharType="begin"/>
             </w:r>
             <w:r>
               <w:rPr>
-                <w:noProof/>
                 <w:webHidden/>
               </w:rPr>
               <w:instrText xml:space="preserve"> PAGEREF _Toc229764797 \h </w:instrText>
             </w:r>
             <w:r>
               <w:rPr>
-                <w:noProof/>
-                <w:webHidden/>
-              </w:rPr>
-            </w:r>
-            <w:r>
-              <w:rPr>
-                <w:noProof/>
+                <w:webHidden/>
+              </w:rPr>
+            </w:r>
+            <w:r>
+              <w:rPr>
                 <w:webHidden/>
               </w:rPr>
               <w:fldChar w:fldCharType="separate"/>
             </w:r>
             <w:r>
               <w:rPr>
-                <w:noProof/>
                 <w:webHidden/>
               </w:rPr>
               <w:t>19</w:t>
             </w:r>
             <w:r>
               <w:rPr>
-                <w:noProof/>
                 <w:webHidden/>
               </w:rPr>
               <w:fldChar w:fldCharType="end"/>
@@ -1914,65 +1761,51 @@
         <w:p>
           <w:pPr>
             <w:pStyle w:val="30"/>
-            <w:tabs>
-              <w:tab w:val="right" w:leader="dot" w:pos="9345"/>
-            </w:tabs>
-            <w:rPr>
-              <w:noProof/>
-            </w:rPr>
           </w:pPr>
           <w:hyperlink w:anchor="_Toc229764798" w:history="1">
             <w:r>
               <w:rPr>
                 <w:rStyle w:val="a5"/>
-                <w:noProof/>
               </w:rPr>
               <w:t>1.5.3. План процесса анализа и процедур оценки качества</w:t>
             </w:r>
             <w:r>
               <w:rPr>
-                <w:noProof/>
                 <w:webHidden/>
               </w:rPr>
               <w:tab/>
             </w:r>
             <w:r>
               <w:rPr>
-                <w:noProof/>
                 <w:webHidden/>
               </w:rPr>
               <w:fldChar w:fldCharType="begin"/>
             </w:r>
             <w:r>
               <w:rPr>
-                <w:noProof/>
                 <w:webHidden/>
               </w:rPr>
               <w:instrText xml:space="preserve"> PAGEREF _Toc229764798 \h </w:instrText>
             </w:r>
             <w:r>
               <w:rPr>
-                <w:noProof/>
-                <w:webHidden/>
-              </w:rPr>
-            </w:r>
-            <w:r>
-              <w:rPr>
-                <w:noProof/>
+                <w:webHidden/>
+              </w:rPr>
+            </w:r>
+            <w:r>
+              <w:rPr>
                 <w:webHidden/>
               </w:rPr>
               <w:fldChar w:fldCharType="separate"/>
             </w:r>
             <w:r>
               <w:rPr>
-                <w:noProof/>
                 <w:webHidden/>
               </w:rPr>
               <w:t>20</w:t>
             </w:r>
             <w:r>
               <w:rPr>
-                <w:noProof/>
                 <w:webHidden/>
               </w:rPr>
               <w:fldChar w:fldCharType="end"/>
@@ -1980,6 +1813,9 @@
           </w:hyperlink>
         </w:p>
         <w:p>
+          <w:pPr>
+            <w:jc w:val="both"/>
+          </w:pPr>
           <w:r>
             <w:rPr>
               <w:b/>
@@ -2019,24 +1855,15 @@
       </w:r>
       <w:proofErr w:type="spellEnd"/>
       <w:r>
-        <w:t xml:space="preserve">-приложений база данных является </w:t>
-      </w:r>
-      <w:r>
-        <w:t>одной из ключевых частей архитектуры, так как именно она определяет состав хранимой информации, связи между сущностями, ограничения целостности и возможности дальнейшего развития системы.</w:t>
-      </w:r>
-    </w:p>
-    <w:p>
-      <w:pPr>
-        <w:pStyle w:val="a0"/>
-      </w:pPr>
-      <w:r>
-        <w:t>На практике проектирование схемы базы данных часто выполняется с исп</w:t>
-      </w:r>
-      <w:r>
-        <w:t>ользованием разрозненных средств: текстовых SQL-скриптов, графических редакторов, электронных таблиц, заметок и отдельных диаграмм. Такой подход усложняет сопровождение проекта, приводит к рассинхронизации между визуальной схемой и фактическим SQL-кодом, а</w:t>
-      </w:r>
-      <w:r>
-        <w:t xml:space="preserve"> также повышает риск ошибок при передаче структуры базы данных между аналитиком, разработчиком и заказчиком.</w:t>
+        <w:t>-приложений база данных является одной из ключевых частей архитектуры, так как именно она определяет состав хранимой информации, связи между сущностями, ограничения целостности и возможности дальнейшего развития системы.</w:t>
+      </w:r>
+    </w:p>
+    <w:p>
+      <w:pPr>
+        <w:pStyle w:val="a0"/>
+      </w:pPr>
+      <w:r>
+        <w:t>На практике проектирование схемы базы данных часто выполняется с использованием разрозненных средств: текстовых SQL-скриптов, графических редакторов, электронных таблиц, заметок и отдельных диаграмм. Такой подход усложняет сопровождение проекта, приводит к рассинхронизации между визуальной схемой и фактическим SQL-кодом, а также повышает риск ошибок при передаче структуры базы данных между аналитиком, разработчиком и заказчиком.</w:t>
       </w:r>
     </w:p>
     <w:p>
@@ -2052,24 +1879,15 @@
       </w:r>
       <w:proofErr w:type="spellEnd"/>
       <w:r>
-        <w:t>-инструмента, объединяющего визуальное проектирование схемы базы</w:t>
-      </w:r>
-      <w:r>
-        <w:t xml:space="preserve"> данных, текстовое описание структуры, экспорт результата и совместную работу пользователей. Такой инструмент позволяет ускорить подготовку структуры базы данных, сделать процесс проектирования более наглядным и снизить количество ошибок на ранних этапах р</w:t>
-      </w:r>
-      <w:r>
-        <w:t>азработки.</w:t>
-      </w:r>
-    </w:p>
-    <w:p>
-      <w:pPr>
-        <w:pStyle w:val="a0"/>
-      </w:pPr>
-      <w:r>
-        <w:t>Практическая значимость работы заключается в разработке программного продукта, который может использоваться студентами, начинающими разработчиками, аналитиками и небольшими проектными командами для проектирования баз данных в браузере. Приложени</w:t>
-      </w:r>
-      <w:r>
-        <w:t>е позволяет создавать таблицы, поля, связи, индексы, тестовые записи, сохранять проекты в личном кабинете, делиться схемами с другими пользователями и экспортировать результат в SQL для различных СУБД.</w:t>
+        <w:t>-инструмента, объединяющего визуальное проектирование схемы базы данных, текстовое описание структуры, экспорт результата и совместную работу пользователей. Такой инструмент позволяет ускорить подготовку структуры базы данных, сделать процесс проектирования более наглядным и снизить количество ошибок на ранних этапах разработки.</w:t>
+      </w:r>
+    </w:p>
+    <w:p>
+      <w:pPr>
+        <w:pStyle w:val="a0"/>
+      </w:pPr>
+      <w:r>
+        <w:t>Практическая значимость работы заключается в разработке программного продукта, который может использоваться студентами, начинающими разработчиками, аналитиками и небольшими проектными командами для проектирования баз данных в браузере. Приложение позволяет создавать таблицы, поля, связи, индексы, тестовые записи, сохранять проекты в личном кабинете, делиться схемами с другими пользователями и экспортировать результат в SQL для различных СУБД.</w:t>
       </w:r>
     </w:p>
     <w:p>
@@ -2102,10 +1920,7 @@
       </w:r>
       <w:proofErr w:type="spellEnd"/>
       <w:r>
-        <w:t xml:space="preserve"> API, механизмы авторизации, командного доступа и AI-помощник рассматриваются как взаимосвязанные элементы одного программного продукта. Пользователь может работать как с диаг</w:t>
-      </w:r>
-      <w:r>
-        <w:t>раммой, так и с текстовым представлением схемы, при этом изменения синхронизируются между интерфейсными частями приложения.</w:t>
+        <w:t xml:space="preserve"> API, механизмы авторизации, командного доступа и AI-помощник рассматриваются как взаимосвязанные элементы одного программного продукта. Пользователь может работать как с диаграммой, так и с текстовым представлением схемы, при этом изменения синхронизируются между интерфейсными частями приложения.</w:t>
       </w:r>
     </w:p>
     <w:p>
@@ -2121,10 +1936,7 @@
         <w:pStyle w:val="a0"/>
       </w:pPr>
       <w:r>
-        <w:t>Предмето</w:t>
-      </w:r>
-      <w:r>
-        <w:t>м исследования являются методы и программные средства визуального моделирования структуры базы данных, хранения проектов, экспорта схемы и организации совместного доступа к проектам.</w:t>
+        <w:t>Предметом исследования являются методы и программные средства визуального моделирования структуры базы данных, хранения проектов, экспорта схемы и организации совместного доступа к проектам.</w:t>
       </w:r>
     </w:p>
     <w:p>
@@ -2140,10 +1952,7 @@
       </w:r>
       <w:proofErr w:type="spellEnd"/>
       <w:r>
-        <w:t>-приложени</w:t>
-      </w:r>
-      <w:r>
-        <w:t>я для визуального редактирования схем баз данных с поддержкой DBML-подобного описания, сохранения проектов, экспорта SQL и совместной работы пользователей.</w:t>
+        <w:t>-приложения для визуального редактирования схем баз данных с поддержкой DBML-подобного описания, сохранения проектов, экспорта SQL и совместной работы пользователей.</w:t>
       </w:r>
     </w:p>
     <w:p>
@@ -2162,10 +1971,7 @@
         <w:t>-</w:t>
       </w:r>
       <w:r>
-        <w:t xml:space="preserve"> выполнить анализ предметной о</w:t>
-      </w:r>
-      <w:r>
-        <w:t>бласти и существующих программных продуктов-аналогов для проектирования схем баз данных;</w:t>
+        <w:t xml:space="preserve"> выполнить анализ предметной области и существующих программных продуктов-аналогов для проектирования схем баз данных;</w:t>
       </w:r>
     </w:p>
     <w:p>
@@ -2195,10 +2001,7 @@
         <w:t>-</w:t>
       </w:r>
       <w:r>
-        <w:t xml:space="preserve"> спроектировать архитектуру клиентской и </w:t>
-      </w:r>
-      <w:r>
-        <w:t>серверной частей приложения;</w:t>
+        <w:t xml:space="preserve"> спроектировать архитектуру клиентской и серверной частей приложения;</w:t>
       </w:r>
     </w:p>
     <w:p>
@@ -2239,10 +2042,7 @@
       </w:r>
       <w:proofErr w:type="spellEnd"/>
       <w:r>
-        <w:t xml:space="preserve"> API</w:t>
-      </w:r>
-      <w:r>
-        <w:t xml:space="preserve"> для авторизации, CRUD-операций с проектами, командного доступа и интеграции AI-помощника;</w:t>
+        <w:t xml:space="preserve"> API для авторизации, CRUD-операций с проектами, командного доступа и интеграции AI-помощника;</w:t>
       </w:r>
     </w:p>
     <w:p>
@@ -2273,10 +2073,7 @@
         <w:pStyle w:val="a0"/>
       </w:pPr>
       <w:r>
-        <w:t>Исходными данными д</w:t>
-      </w:r>
-      <w:r>
-        <w:t xml:space="preserve">ля разработки являются требования к </w:t>
+        <w:t xml:space="preserve">Исходными данными для разработки являются требования к </w:t>
       </w:r>
       <w:proofErr w:type="spellStart"/>
       <w:r>
@@ -2284,10 +2081,7 @@
       </w:r>
       <w:proofErr w:type="spellEnd"/>
       <w:r>
-        <w:t>-приложению редактора схем баз данных, структура пользовательских сценариев, набор поддерживаемых СУБД, сведения о проектах пользователей, параметры доступа к проектам, DBML-подобный код схемы и JSON-представление таб</w:t>
-      </w:r>
-      <w:r>
-        <w:t>лиц и связей.</w:t>
+        <w:t>-приложению редактора схем баз данных, структура пользовательских сценариев, набор поддерживаемых СУБД, сведения о проектах пользователей, параметры доступа к проектам, DBML-подобный код схемы и JSON-представление таблиц и связей.</w:t>
       </w:r>
     </w:p>
     <w:p>
@@ -2303,10 +2097,7 @@
       </w:r>
       <w:proofErr w:type="spellEnd"/>
       <w:r>
-        <w:t>-приложения для визуального проектирования схем баз данных является актуальной задачей, так как позволяет объединить проектирование, хранение, совместную работу и экспорт результата в одном удобном программном про</w:t>
-      </w:r>
-      <w:r>
-        <w:t>дукте.</w:t>
+        <w:t>-приложения для визуального проектирования схем баз данных является актуальной задачей, так как позволяет объединить проектирование, хранение, совместную работу и экспорт результата в одном удобном программном продукте.</w:t>
       </w:r>
     </w:p>
     <w:p>
@@ -2317,14 +2108,12 @@
     <w:p>
       <w:pPr>
         <w:pStyle w:val="1"/>
+        <w:jc w:val="both"/>
       </w:pPr>
       <w:bookmarkStart w:id="1" w:name="_Toc229764780"/>
       <w:r>
         <w:lastRenderedPageBreak/>
-        <w:t>1</w:t>
-      </w:r>
-      <w:r>
-        <w:t>. ПРОЕКТИРОВАНИЕ ПРОГРАММНОГО ПРОДУКТА</w:t>
+        <w:t>1. ПРОЕКТИРОВАНИЕ ПРОГРАММНОГО ПРОДУКТА</w:t>
       </w:r>
       <w:bookmarkEnd w:id="1"/>
     </w:p>
@@ -2342,11 +2131,13 @@
       <w:pPr>
         <w:pStyle w:val="a0"/>
       </w:pPr>
-      <w:r>
-        <w:t>Проектирование базы данных является обязательным этапом разработки большинства информационных систем. От качества схемы базы данных зависят надежность хранения инфо</w:t>
-      </w:r>
-      <w:r>
-        <w:t xml:space="preserve">рмации, скорость разработки </w:t>
+    </w:p>
+    <w:p>
+      <w:pPr>
+        <w:pStyle w:val="a0"/>
+      </w:pPr>
+      <w:r>
+        <w:t xml:space="preserve">Проектирование базы данных является обязательным этапом разработки большинства информационных систем. От качества схемы базы данных зависят надежность хранения информации, скорость разработки </w:t>
       </w:r>
       <w:proofErr w:type="spellStart"/>
       <w:r>
@@ -2362,24 +2153,15 @@
         <w:pStyle w:val="a0"/>
       </w:pPr>
       <w:r>
-        <w:t>При отсутствии специализированного инструмента разработчик вынужден вручную поддерживать несколько представлений о</w:t>
-      </w:r>
-      <w:r>
-        <w:t>дной и той же структуры: SQL-скрипты, визуальные диаграммы, документацию и описание связей между таблицами. В результате возрастает вероятность появления расхождений между схемой, кодом и фактической реализацией базы данных.</w:t>
-      </w:r>
-    </w:p>
-    <w:p>
-      <w:pPr>
-        <w:pStyle w:val="a0"/>
-      </w:pPr>
-      <w:r>
-        <w:t>Для учебных и небольших коммерч</w:t>
-      </w:r>
-      <w:r>
-        <w:t>еских проектов особенно важны простота входа, наглядность и возможность быстро получить рабочий SQL-скрипт. При этом многие существующие решения либо ограничивают функциональность бесплатной версии, либо ориентированы только на визуальные диаграммы без удо</w:t>
-      </w:r>
-      <w:r>
-        <w:t xml:space="preserve">бного текстового описания, либо не предоставляют гибкий </w:t>
+        <w:t>При отсутствии специализированного инструмента разработчик вынужден вручную поддерживать несколько представлений одной и той же структуры: SQL-скрипты, визуальные диаграммы, документацию и описание связей между таблицами. В результате возрастает вероятность появления расхождений между схемой, кодом и фактической реализацией базы данных.</w:t>
+      </w:r>
+    </w:p>
+    <w:p>
+      <w:pPr>
+        <w:pStyle w:val="a0"/>
+      </w:pPr>
+      <w:r>
+        <w:t xml:space="preserve">Для учебных и небольших коммерческих проектов особенно важны простота входа, наглядность и возможность быстро получить рабочий SQL-скрипт. При этом многие существующие решения либо ограничивают функциональность бесплатной версии, либо ориентированы только на визуальные диаграммы без удобного текстового описания, либо не предоставляют гибкий </w:t>
       </w:r>
       <w:proofErr w:type="spellStart"/>
       <w:r>
@@ -2403,304 +2185,13 @@
       </w:r>
       <w:proofErr w:type="spellEnd"/>
       <w:r>
-        <w:t>-приложения целесообразна, поскольку позволяет реализовать именно те функции, которые необходимы для учебного и практического прое</w:t>
-      </w:r>
-      <w:r>
-        <w:t xml:space="preserve">ктирования: визуальное добавление таблиц, </w:t>
-      </w:r>
-      <w:r>
-        <w:t>индексы, тестовые записи, сохранение проектов, командный доступ, экспорт под разные СУБД и дальнейшее расширение за счет AI-помощника.</w:t>
-      </w:r>
-    </w:p>
-    <w:p>
-      <w:pPr>
-        <w:pStyle w:val="3"/>
-      </w:pPr>
-      <w:bookmarkStart w:id="3" w:name="_Toc229764782"/>
-      <w:r>
-        <w:tab/>
-      </w:r>
-      <w:r>
-        <w:t>1.1.1. Назначение программного продукта</w:t>
-      </w:r>
-      <w:bookmarkEnd w:id="3"/>
-    </w:p>
-    <w:p>
-      <w:pPr>
-        <w:pStyle w:val="a0"/>
-      </w:pPr>
-      <w:r>
-        <w:t>Разрабатываемый прог</w:t>
-      </w:r>
-      <w:r>
-        <w:t>раммный продукт предназначен для визуального проектирования схем баз данных в браузере. Его функциональное назначение заключается в предоставлении пользователю единой рабочей среды, где можно создавать таблицы, описывать поля, задавать типы данных, отмечат</w:t>
-      </w:r>
-      <w:r>
-        <w:t xml:space="preserve">ь </w:t>
-      </w:r>
-      <w:r>
-        <w:lastRenderedPageBreak/>
-        <w:t>первичные и внешние ключи, строить связи между сущностями и получать итоговое представление схемы в виде кода.</w:t>
-      </w:r>
-    </w:p>
-    <w:p>
-      <w:pPr>
-        <w:pStyle w:val="a0"/>
-      </w:pPr>
-      <w:r>
-        <w:t>Приложение должно обеспечивать пользователю следующие возможности:</w:t>
-      </w:r>
-    </w:p>
-    <w:p>
-      <w:pPr>
-        <w:pStyle w:val="a0"/>
-      </w:pPr>
-      <w:r>
-        <w:t>-</w:t>
-      </w:r>
-      <w:r>
-        <w:t xml:space="preserve"> регистрацию и авторизацию в системе;</w:t>
-      </w:r>
-    </w:p>
-    <w:p>
-      <w:pPr>
-        <w:pStyle w:val="a0"/>
-      </w:pPr>
-      <w:r>
-        <w:t>-</w:t>
-      </w:r>
-      <w:r>
-        <w:t xml:space="preserve"> создание, просмотр, </w:t>
-      </w:r>
-      <w:r>
-        <w:t>редактирование, удаление и дублирование проектов схем баз данных;</w:t>
-      </w:r>
-    </w:p>
-    <w:p>
-      <w:pPr>
-        <w:pStyle w:val="a0"/>
-      </w:pPr>
-      <w:r>
-        <w:t>-</w:t>
-      </w:r>
-      <w:r>
-        <w:t xml:space="preserve"> визуальное размещение таблиц на рабочем </w:t>
-      </w:r>
-      <w:proofErr w:type="spellStart"/>
-      <w:r>
-        <w:t>canvas</w:t>
-      </w:r>
-      <w:proofErr w:type="spellEnd"/>
-      <w:r>
-        <w:t>;</w:t>
-      </w:r>
-    </w:p>
-    <w:p>
-      <w:pPr>
-        <w:pStyle w:val="a0"/>
-      </w:pPr>
-      <w:r>
-        <w:t>-</w:t>
-      </w:r>
-      <w:r>
-        <w:t xml:space="preserve"> редактирование структуры схемы через DBML-подобный текстовый код;</w:t>
-      </w:r>
-    </w:p>
-    <w:p>
-      <w:pPr>
-        <w:pStyle w:val="a0"/>
-      </w:pPr>
-      <w:r>
-        <w:t>-</w:t>
-      </w:r>
-      <w:r>
-        <w:t xml:space="preserve"> автоматическое отображение связей между таблицами;</w:t>
-      </w:r>
-    </w:p>
-    <w:p>
-      <w:pPr>
-        <w:pStyle w:val="a0"/>
-      </w:pPr>
-      <w:r>
-        <w:t>-</w:t>
-      </w:r>
-      <w:r>
-        <w:t xml:space="preserve"> добавление индекс</w:t>
-      </w:r>
-      <w:r>
-        <w:t>ов, уникальных ограничений и тестовых записей таблиц;</w:t>
-      </w:r>
-    </w:p>
-    <w:p>
-      <w:pPr>
-        <w:pStyle w:val="a0"/>
-      </w:pPr>
-      <w:r>
-        <w:t>-</w:t>
-      </w:r>
-      <w:r>
-        <w:t xml:space="preserve"> сохранение схемы в </w:t>
-      </w:r>
-      <w:proofErr w:type="spellStart"/>
-      <w:r>
-        <w:t>backend</w:t>
-      </w:r>
-      <w:proofErr w:type="spellEnd"/>
-      <w:r>
-        <w:t>-базе данных;</w:t>
-      </w:r>
-    </w:p>
-    <w:p>
-      <w:pPr>
-        <w:pStyle w:val="a0"/>
-      </w:pPr>
-      <w:r>
-        <w:t>-</w:t>
-      </w:r>
-      <w:r>
-        <w:t xml:space="preserve"> экспорт проекта в JSON и SQL;</w:t>
-      </w:r>
-    </w:p>
-    <w:p>
-      <w:pPr>
-        <w:pStyle w:val="a0"/>
-      </w:pPr>
-      <w:r>
-        <w:t>-</w:t>
-      </w:r>
-      <w:r>
-        <w:t xml:space="preserve"> выбор SQL-диалекта для </w:t>
-      </w:r>
-      <w:proofErr w:type="spellStart"/>
-      <w:r>
-        <w:t>PostgreSQL</w:t>
-      </w:r>
-      <w:proofErr w:type="spellEnd"/>
-      <w:r>
-        <w:t xml:space="preserve">, MySQL, </w:t>
-      </w:r>
-      <w:proofErr w:type="spellStart"/>
-      <w:r>
-        <w:t>SQLite</w:t>
-      </w:r>
-      <w:proofErr w:type="spellEnd"/>
-      <w:r>
-        <w:t>, SQL Server и Oracle;</w:t>
-      </w:r>
-    </w:p>
-    <w:p>
-      <w:pPr>
-        <w:pStyle w:val="a0"/>
-      </w:pPr>
-      <w:r>
-        <w:t>-</w:t>
-      </w:r>
-      <w:r>
-        <w:t xml:space="preserve"> предоставление доступа к проекту по ссылке, в том чис</w:t>
-      </w:r>
-      <w:r>
-        <w:t>ле с паролем;</w:t>
-      </w:r>
-    </w:p>
-    <w:p>
-      <w:pPr>
-        <w:pStyle w:val="a0"/>
-      </w:pPr>
-      <w:r>
-        <w:t>-</w:t>
-      </w:r>
-      <w:r>
-        <w:t xml:space="preserve"> разграничение прав участников командного проекта на просмотр и редактирование;</w:t>
-      </w:r>
-    </w:p>
-    <w:p>
-      <w:pPr>
-        <w:pStyle w:val="a0"/>
-      </w:pPr>
-      <w:r>
-        <w:t>-</w:t>
-      </w:r>
-      <w:r>
-        <w:t xml:space="preserve"> получение рекомендаций от AI-помощника по улучшению схемы.</w:t>
-      </w:r>
-    </w:p>
-    <w:p>
-      <w:pPr>
-        <w:pStyle w:val="a0"/>
-      </w:pPr>
-      <w:r>
-        <w:t>Эксплуатационное назначение программного продукта заключается в использовании его в процессе обучени</w:t>
-      </w:r>
-      <w:r>
-        <w:t>я проектированию баз данных, подготовки учебных и дипломных проектов, а также в работе небольших команд, которым необходим быстрый и понятный редактор структуры данных.</w:t>
-      </w:r>
-    </w:p>
-    <w:p>
-      <w:pPr>
-        <w:pStyle w:val="a0"/>
-      </w:pPr>
-      <w:r>
-        <w:t>Конечными пользователями программного продукта являются:</w:t>
-      </w:r>
-    </w:p>
-    <w:p>
-      <w:pPr>
-        <w:pStyle w:val="a0"/>
-      </w:pPr>
-      <w:r>
-        <w:t>-</w:t>
-      </w:r>
-      <w:r>
-        <w:t xml:space="preserve"> зарегистрированный пользоват</w:t>
-      </w:r>
-      <w:r>
-        <w:t>ель, создающий и редактирующий собственные проекты;</w:t>
-      </w:r>
-    </w:p>
-    <w:p>
-      <w:pPr>
-        <w:pStyle w:val="a0"/>
-      </w:pPr>
-      <w:r>
-        <w:t>-</w:t>
-      </w:r>
-      <w:r>
-        <w:t xml:space="preserve"> участник командного проекта, получающий доступ к схеме по ссылке;</w:t>
-      </w:r>
-    </w:p>
-    <w:p>
-      <w:pPr>
-        <w:pStyle w:val="a0"/>
-      </w:pPr>
-      <w:r>
-        <w:lastRenderedPageBreak/>
-        <w:t>-</w:t>
-      </w:r>
-      <w:r>
-        <w:t xml:space="preserve"> владелец проекта, управляющий участниками и их правами;</w:t>
-      </w:r>
-    </w:p>
-    <w:p>
-      <w:pPr>
-        <w:pStyle w:val="a0"/>
-      </w:pPr>
-      <w:r>
-        <w:t>-</w:t>
-      </w:r>
-      <w:r>
-        <w:t xml:space="preserve"> администратор или разработчик, сопровождающий </w:t>
-      </w:r>
-      <w:proofErr w:type="spellStart"/>
-      <w:r>
-        <w:t>backend</w:t>
-      </w:r>
-      <w:proofErr w:type="spellEnd"/>
-      <w:r>
-        <w:t xml:space="preserve"> и базу данных приложен</w:t>
-      </w:r>
-      <w:r>
-        <w:t>ия.</w:t>
-      </w:r>
+        <w:t>-приложения целесообразна, поскольку позволяет реализовать именно те функции, которые необходимы для учебного и практического проектирования: визуальное добавление таблиц, индексы, тестовые записи, сохранение проектов, командный доступ, экспорт под разные СУБД и дальнейшее расширение за счет AI-помощника.</w:t>
+      </w:r>
+    </w:p>
+    <w:p>
+      <w:pPr>
+        <w:pStyle w:val="a0"/>
+      </w:pPr>
     </w:p>
     <w:p>
       <w:pPr>
@@ -2710,22 +2201,122 @@
           <w:bCs/>
         </w:rPr>
       </w:pPr>
-      <w:bookmarkStart w:id="4" w:name="_Toc229764783"/>
+      <w:bookmarkStart w:id="3" w:name="_Toc229764782"/>
+      <w:r>
+        <w:tab/>
+      </w:r>
       <w:r>
         <w:rPr>
           <w:b w:val="0"/>
           <w:bCs/>
         </w:rPr>
-        <w:t>1.1.2. Обоснование цели создания программного продукта</w:t>
-      </w:r>
-      <w:bookmarkEnd w:id="4"/>
-    </w:p>
-    <w:p>
-      <w:pPr>
-        <w:pStyle w:val="a0"/>
-      </w:pPr>
-      <w:r>
-        <w:t xml:space="preserve">Цель создания программного продукта состоит в повышении удобства и скорости проектирования схем баз данных за счет объединения визуального редактора, текстового описания схемы, </w:t>
+        <w:t>1.1.1. Назначение программного продукта</w:t>
+      </w:r>
+      <w:bookmarkEnd w:id="3"/>
+    </w:p>
+    <w:p>
+      <w:pPr>
+        <w:pStyle w:val="a0"/>
+      </w:pPr>
+      <w:r>
+        <w:t xml:space="preserve">Разрабатываемый программный продукт предназначен для визуального проектирования схем баз данных в браузере. Его функциональное назначение заключается в предоставлении пользователю единой рабочей среды, где </w:t>
+      </w:r>
+      <w:r>
+        <w:lastRenderedPageBreak/>
+        <w:t>можно создавать таблицы, описывать поля, задавать типы данных, отмечать первичные и внешние ключи, строить связи между сущностями и получать итоговое представление схемы в виде кода.</w:t>
+      </w:r>
+    </w:p>
+    <w:p>
+      <w:pPr>
+        <w:pStyle w:val="a0"/>
+      </w:pPr>
+      <w:r>
+        <w:t>Приложение должно обеспечивать пользователю следующие возможности:</w:t>
+      </w:r>
+    </w:p>
+    <w:p>
+      <w:pPr>
+        <w:pStyle w:val="a0"/>
+      </w:pPr>
+      <w:r>
+        <w:t>-</w:t>
+      </w:r>
+      <w:r>
+        <w:t xml:space="preserve"> регистрацию и авторизацию в системе;</w:t>
+      </w:r>
+    </w:p>
+    <w:p>
+      <w:pPr>
+        <w:pStyle w:val="a0"/>
+      </w:pPr>
+      <w:r>
+        <w:t>-</w:t>
+      </w:r>
+      <w:r>
+        <w:t xml:space="preserve"> создание, просмотр, редактирование, удаление и дублирование проектов схем баз данных;</w:t>
+      </w:r>
+    </w:p>
+    <w:p>
+      <w:pPr>
+        <w:pStyle w:val="a0"/>
+      </w:pPr>
+      <w:r>
+        <w:t>-</w:t>
+      </w:r>
+      <w:r>
+        <w:t xml:space="preserve"> визуальное размещение таблиц на рабочем </w:t>
+      </w:r>
+      <w:proofErr w:type="spellStart"/>
+      <w:r>
+        <w:t>canvas</w:t>
+      </w:r>
+      <w:proofErr w:type="spellEnd"/>
+      <w:r>
+        <w:t>;</w:t>
+      </w:r>
+    </w:p>
+    <w:p>
+      <w:pPr>
+        <w:pStyle w:val="a0"/>
+      </w:pPr>
+      <w:r>
+        <w:t>-</w:t>
+      </w:r>
+      <w:r>
+        <w:t xml:space="preserve"> редактирование структуры схемы через DBML-подобный текстовый код;</w:t>
+      </w:r>
+    </w:p>
+    <w:p>
+      <w:pPr>
+        <w:pStyle w:val="a0"/>
+      </w:pPr>
+      <w:r>
+        <w:t>-</w:t>
+      </w:r>
+      <w:r>
+        <w:t xml:space="preserve"> автоматическое отображение связей между таблицами;</w:t>
+      </w:r>
+    </w:p>
+    <w:p>
+      <w:pPr>
+        <w:pStyle w:val="a0"/>
+      </w:pPr>
+      <w:r>
+        <w:t>-</w:t>
+      </w:r>
+      <w:r>
+        <w:t xml:space="preserve"> добавление индексов, уникальных ограничений и тестовых записей таблиц;</w:t>
+      </w:r>
+    </w:p>
+    <w:p>
+      <w:pPr>
+        <w:pStyle w:val="a0"/>
+      </w:pPr>
+      <w:r>
+        <w:t>-</w:t>
+      </w:r>
+      <w:r>
+        <w:t xml:space="preserve"> сохранение схемы в </w:t>
       </w:r>
       <w:proofErr w:type="spellStart"/>
       <w:r>
@@ -2733,148 +2324,105 @@
       </w:r>
       <w:proofErr w:type="spellEnd"/>
       <w:r>
-        <w:t>-хранилища пр</w:t>
-      </w:r>
-      <w:r>
-        <w:t>оектов и средств совместного доступа.</w:t>
-      </w:r>
-    </w:p>
-    <w:p>
-      <w:pPr>
-        <w:pStyle w:val="a0"/>
-      </w:pPr>
-      <w:r>
-        <w:t>Программный продукт создается для решения следующих практических проблем:</w:t>
-      </w:r>
-    </w:p>
-    <w:p>
-      <w:pPr>
-        <w:pStyle w:val="a0"/>
-      </w:pPr>
-      <w:r>
-        <w:t>-</w:t>
-      </w:r>
-      <w:r>
-        <w:t xml:space="preserve"> отсутствие единого места для визуальной схемы, текстового описания и SQL-экспорта;</w:t>
-      </w:r>
-    </w:p>
-    <w:p>
-      <w:pPr>
-        <w:pStyle w:val="a0"/>
-      </w:pPr>
-      <w:r>
-        <w:t>-</w:t>
-      </w:r>
-      <w:r>
-        <w:t xml:space="preserve"> высокая вероятность ошибок при ручном переносе </w:t>
-      </w:r>
-      <w:r>
-        <w:t>структуры базы данных между разными инструментами;</w:t>
-      </w:r>
-    </w:p>
-    <w:p>
-      <w:pPr>
-        <w:pStyle w:val="a0"/>
-      </w:pPr>
-      <w:r>
-        <w:t>-</w:t>
-      </w:r>
-      <w:r>
-        <w:t xml:space="preserve"> неудобство хранения нескольких вариантов схемы в локальных файлах;</w:t>
-      </w:r>
-    </w:p>
-    <w:p>
-      <w:pPr>
-        <w:pStyle w:val="a0"/>
-      </w:pPr>
-      <w:r>
-        <w:t>-</w:t>
-      </w:r>
-      <w:r>
-        <w:t xml:space="preserve"> отсутствие простого механизма совместного просмотра и редактирования проекта;</w:t>
-      </w:r>
-    </w:p>
-    <w:p>
-      <w:pPr>
-        <w:pStyle w:val="a0"/>
-      </w:pPr>
-      <w:r>
-        <w:t>-</w:t>
-      </w:r>
-      <w:r>
-        <w:t xml:space="preserve"> недостаточная наглядность связей между таблицами при р</w:t>
-      </w:r>
-      <w:r>
-        <w:t>аботе только с SQL-кодом;</w:t>
-      </w:r>
-    </w:p>
-    <w:p>
-      <w:pPr>
-        <w:pStyle w:val="a0"/>
-      </w:pPr>
-      <w:r>
-        <w:t>-</w:t>
-      </w:r>
-      <w:r>
-        <w:t xml:space="preserve"> необходимость быстро адаптировать схему под разные SQL-диалекты.</w:t>
-      </w:r>
-    </w:p>
-    <w:p>
-      <w:pPr>
-        <w:pStyle w:val="a0"/>
-      </w:pPr>
-      <w:r>
-        <w:t>В результате создания программного продукта должны быть улучшены следующие показатели:</w:t>
-      </w:r>
-    </w:p>
-    <w:p>
-      <w:pPr>
-        <w:pStyle w:val="a0"/>
-      </w:pPr>
-      <w:r>
-        <w:t>-</w:t>
-      </w:r>
-      <w:r>
-        <w:t xml:space="preserve"> время подготовки первоначальной схемы базы данных;</w:t>
-      </w:r>
-    </w:p>
-    <w:p>
-      <w:pPr>
-        <w:pStyle w:val="a0"/>
-      </w:pPr>
-      <w:r>
-        <w:t>-</w:t>
-      </w:r>
-      <w:r>
-        <w:t xml:space="preserve"> удобство </w:t>
-      </w:r>
-      <w:r>
-        <w:t>внесения изменений в структуру таблиц и связей;</w:t>
-      </w:r>
-    </w:p>
-    <w:p>
-      <w:pPr>
-        <w:pStyle w:val="a0"/>
-      </w:pPr>
-      <w:r>
-        <w:t>-</w:t>
-      </w:r>
-      <w:r>
-        <w:t xml:space="preserve"> прозрачность хранения проектов пользователя;</w:t>
-      </w:r>
-    </w:p>
-    <w:p>
-      <w:pPr>
-        <w:pStyle w:val="a0"/>
-      </w:pPr>
-      <w:r>
-        <w:t>-</w:t>
-      </w:r>
-      <w:r>
-        <w:t xml:space="preserve"> </w:t>
-      </w:r>
-      <w:r>
-        <w:t>качество взаимодействия между участниками при совместном проектировании;</w:t>
+        <w:t>-базе данных;</w:t>
+      </w:r>
+    </w:p>
+    <w:p>
+      <w:pPr>
+        <w:pStyle w:val="a0"/>
+      </w:pPr>
+      <w:r>
+        <w:t>-</w:t>
+      </w:r>
+      <w:r>
+        <w:t xml:space="preserve"> экспорт проекта в JSON и SQL;</w:t>
+      </w:r>
+    </w:p>
+    <w:p>
+      <w:pPr>
+        <w:pStyle w:val="a0"/>
+      </w:pPr>
+      <w:r>
+        <w:t>-</w:t>
+      </w:r>
+      <w:r>
+        <w:t xml:space="preserve"> выбор SQL-диалекта для </w:t>
+      </w:r>
+      <w:proofErr w:type="spellStart"/>
+      <w:r>
+        <w:t>PostgreSQL</w:t>
+      </w:r>
+      <w:proofErr w:type="spellEnd"/>
+      <w:r>
+        <w:t xml:space="preserve">, MySQL, </w:t>
+      </w:r>
+      <w:proofErr w:type="spellStart"/>
+      <w:r>
+        <w:t>SQLite</w:t>
+      </w:r>
+      <w:proofErr w:type="spellEnd"/>
+      <w:r>
+        <w:t>, SQL Server и Oracle;</w:t>
+      </w:r>
+    </w:p>
+    <w:p>
+      <w:pPr>
+        <w:pStyle w:val="a0"/>
+      </w:pPr>
+      <w:r>
+        <w:t>-</w:t>
+      </w:r>
+      <w:r>
+        <w:t xml:space="preserve"> предоставление доступа к проекту по ссылке, в том числе с паролем;</w:t>
+      </w:r>
+    </w:p>
+    <w:p>
+      <w:pPr>
+        <w:pStyle w:val="a0"/>
+      </w:pPr>
+      <w:r>
+        <w:t>-</w:t>
+      </w:r>
+      <w:r>
+        <w:t xml:space="preserve"> разграничение прав участников командного проекта на просмотр и редактирование;</w:t>
+      </w:r>
+    </w:p>
+    <w:p>
+      <w:pPr>
+        <w:pStyle w:val="a0"/>
+      </w:pPr>
+      <w:r>
+        <w:t>-</w:t>
+      </w:r>
+      <w:r>
+        <w:t xml:space="preserve"> получение рекомендаций от AI-помощника по улучшению схемы.</w:t>
+      </w:r>
+    </w:p>
+    <w:p>
+      <w:pPr>
+        <w:pStyle w:val="a0"/>
+      </w:pPr>
+      <w:r>
+        <w:t>Эксплуатационное назначение программного продукта заключается в использовании его в процессе обучения проектированию баз данных, подготовки учебных и дипломных проектов, а также в работе небольших команд, которым необходим быстрый и понятный редактор структуры данных.</w:t>
+      </w:r>
+    </w:p>
+    <w:p>
+      <w:pPr>
+        <w:pStyle w:val="a0"/>
+      </w:pPr>
+      <w:r>
+        <w:t>Конечными пользователями программного продукта являются:</w:t>
+      </w:r>
+    </w:p>
+    <w:p>
+      <w:pPr>
+        <w:pStyle w:val="a0"/>
+      </w:pPr>
+      <w:r>
+        <w:t>-</w:t>
+      </w:r>
+      <w:r>
+        <w:t xml:space="preserve"> зарегистрированный пользователь, создающий и редактирующий собственные проекты;</w:t>
       </w:r>
     </w:p>
     <w:p>
@@ -2886,126 +2434,323 @@
         <w:t>-</w:t>
       </w:r>
       <w:r>
-        <w:t xml:space="preserve"> скорость получения SQL-скрипта для выбранной СУБД;</w:t>
-      </w:r>
-    </w:p>
-    <w:p>
-      <w:pPr>
-        <w:pStyle w:val="a0"/>
-      </w:pPr>
-      <w:r>
-        <w:t>-</w:t>
-      </w:r>
-      <w:r>
-        <w:t xml:space="preserve"> наглядность структуры базы данн</w:t>
-      </w:r>
-      <w:r>
-        <w:t>ых для демонстрации и защиты проекта.</w:t>
-      </w:r>
-    </w:p>
-    <w:p>
-      <w:pPr>
-        <w:pStyle w:val="a0"/>
-      </w:pPr>
-      <w:r>
-        <w:t>Критериями достижения цели создания программного продукта являются:</w:t>
-      </w:r>
-    </w:p>
-    <w:p>
-      <w:pPr>
-        <w:pStyle w:val="a0"/>
-      </w:pPr>
-      <w:r>
-        <w:t>-</w:t>
-      </w:r>
-      <w:r>
-        <w:t xml:space="preserve"> наличие стабильного </w:t>
-      </w:r>
-      <w:proofErr w:type="spellStart"/>
-      <w:r>
-        <w:t>web</w:t>
-      </w:r>
-      <w:proofErr w:type="spellEnd"/>
-      <w:r>
-        <w:t>-интерфейса для работы с проектами;</w:t>
-      </w:r>
-    </w:p>
-    <w:p>
-      <w:pPr>
-        <w:pStyle w:val="a0"/>
-      </w:pPr>
-      <w:r>
-        <w:t>-</w:t>
-      </w:r>
-      <w:r>
-        <w:t xml:space="preserve"> корректное сохранение схемы на сервере после авторизации пользователя;</w:t>
-      </w:r>
-    </w:p>
-    <w:p>
-      <w:pPr>
-        <w:pStyle w:val="a0"/>
-      </w:pPr>
-      <w:r>
-        <w:t>-</w:t>
-      </w:r>
-      <w:r>
-        <w:t xml:space="preserve"> возможность ви</w:t>
-      </w:r>
-      <w:r>
-        <w:t>зуального и текстового редактирования одной схемы;</w:t>
-      </w:r>
-    </w:p>
-    <w:p>
-      <w:pPr>
-        <w:pStyle w:val="a0"/>
-      </w:pPr>
-      <w:r>
-        <w:t>-</w:t>
-      </w:r>
-      <w:r>
-        <w:t xml:space="preserve"> корректный экспорт SQL для поддерживаемых СУБД;</w:t>
-      </w:r>
-    </w:p>
-    <w:p>
-      <w:pPr>
-        <w:pStyle w:val="a0"/>
-      </w:pPr>
-      <w:r>
-        <w:t>-</w:t>
-      </w:r>
-      <w:r>
-        <w:t xml:space="preserve"> наличие механизма доступа по ссылке и управления правами участников;</w:t>
-      </w:r>
-    </w:p>
-    <w:p>
-      <w:pPr>
-        <w:pStyle w:val="2"/>
+        <w:t xml:space="preserve"> участник командного проекта, получающий доступ к схеме по ссылке;</w:t>
+      </w:r>
+    </w:p>
+    <w:p>
+      <w:pPr>
+        <w:pStyle w:val="a0"/>
+      </w:pPr>
+      <w:r>
+        <w:t>-</w:t>
+      </w:r>
+      <w:r>
+        <w:t xml:space="preserve"> владелец проекта, управляющий участниками и их правами;</w:t>
+      </w:r>
+    </w:p>
+    <w:p>
+      <w:pPr>
+        <w:pStyle w:val="a0"/>
+      </w:pPr>
+      <w:r>
+        <w:t>-</w:t>
+      </w:r>
+      <w:r>
+        <w:t xml:space="preserve"> администратор или разработчик, сопровождающий </w:t>
+      </w:r>
+      <w:proofErr w:type="spellStart"/>
+      <w:r>
+        <w:t>backend</w:t>
+      </w:r>
+      <w:proofErr w:type="spellEnd"/>
+      <w:r>
+        <w:t xml:space="preserve"> и базу данных приложения.</w:t>
+      </w:r>
+    </w:p>
+    <w:p>
+      <w:pPr>
+        <w:pStyle w:val="3"/>
         <w:rPr>
           <w:b w:val="0"/>
           <w:bCs/>
         </w:rPr>
       </w:pPr>
-      <w:bookmarkStart w:id="5" w:name="_Toc229764784"/>
+      <w:bookmarkStart w:id="4" w:name="_Toc229764783"/>
       <w:r>
         <w:rPr>
           <w:b w:val="0"/>
           <w:bCs/>
         </w:rPr>
-        <w:tab/>
-      </w:r>
-      <w:r>
+        <w:t>1.1.2. Обоснование цели создания программного продукта</w:t>
+      </w:r>
+      <w:bookmarkEnd w:id="4"/>
+    </w:p>
+    <w:p>
+      <w:pPr>
+        <w:pStyle w:val="a0"/>
+      </w:pPr>
+      <w:r>
+        <w:t xml:space="preserve">Цель создания программного продукта состоит в повышении удобства и скорости проектирования схем баз данных за счет объединения визуального редактора, текстового описания схемы, </w:t>
+      </w:r>
+      <w:proofErr w:type="spellStart"/>
+      <w:r>
+        <w:t>backend</w:t>
+      </w:r>
+      <w:proofErr w:type="spellEnd"/>
+      <w:r>
+        <w:t>-хранилища проектов и средств совместного доступа.</w:t>
+      </w:r>
+    </w:p>
+    <w:p>
+      <w:pPr>
+        <w:pStyle w:val="a0"/>
+      </w:pPr>
+      <w:r>
+        <w:t>Программный продукт создается для решения следующих практических проблем:</w:t>
+      </w:r>
+    </w:p>
+    <w:p>
+      <w:pPr>
+        <w:pStyle w:val="a0"/>
+      </w:pPr>
+      <w:r>
+        <w:t>-</w:t>
+      </w:r>
+      <w:r>
+        <w:t xml:space="preserve"> отсутствие единого места для визуальной схемы, текстового описания и SQL-экспорта;</w:t>
+      </w:r>
+    </w:p>
+    <w:p>
+      <w:pPr>
+        <w:pStyle w:val="a0"/>
+      </w:pPr>
+      <w:r>
+        <w:t>-</w:t>
+      </w:r>
+      <w:r>
+        <w:t xml:space="preserve"> высокая вероятность ошибок при ручном переносе структуры базы данных между разными инструментами;</w:t>
+      </w:r>
+    </w:p>
+    <w:p>
+      <w:pPr>
+        <w:pStyle w:val="a0"/>
+      </w:pPr>
+      <w:r>
+        <w:t>-</w:t>
+      </w:r>
+      <w:r>
+        <w:t xml:space="preserve"> неудобство хранения нескольких вариантов схемы в локальных файлах;</w:t>
+      </w:r>
+    </w:p>
+    <w:p>
+      <w:pPr>
+        <w:pStyle w:val="a0"/>
+      </w:pPr>
+      <w:r>
+        <w:t>-</w:t>
+      </w:r>
+      <w:r>
+        <w:t xml:space="preserve"> отсутствие простого механизма совместного просмотра и редактирования проекта;</w:t>
+      </w:r>
+    </w:p>
+    <w:p>
+      <w:pPr>
+        <w:pStyle w:val="a0"/>
+      </w:pPr>
+      <w:r>
+        <w:t>-</w:t>
+      </w:r>
+      <w:r>
+        <w:t xml:space="preserve"> недостаточная наглядность связей между таблицами при работе только с SQL-кодом;</w:t>
+      </w:r>
+    </w:p>
+    <w:p>
+      <w:pPr>
+        <w:pStyle w:val="a0"/>
+      </w:pPr>
+      <w:r>
+        <w:t>-</w:t>
+      </w:r>
+      <w:r>
+        <w:t xml:space="preserve"> необходимость быстро адаптировать схему под разные SQL-диалекты.</w:t>
+      </w:r>
+    </w:p>
+    <w:p>
+      <w:pPr>
+        <w:pStyle w:val="a0"/>
+      </w:pPr>
+      <w:r>
+        <w:t>В результате создания программного продукта должны быть улучшены следующие показатели:</w:t>
+      </w:r>
+    </w:p>
+    <w:p>
+      <w:pPr>
+        <w:pStyle w:val="a0"/>
+      </w:pPr>
+      <w:r>
+        <w:t>-</w:t>
+      </w:r>
+      <w:r>
+        <w:t xml:space="preserve"> время подготовки первоначальной схемы базы данных;</w:t>
+      </w:r>
+    </w:p>
+    <w:p>
+      <w:pPr>
+        <w:pStyle w:val="a0"/>
+      </w:pPr>
+      <w:r>
+        <w:t>-</w:t>
+      </w:r>
+      <w:r>
+        <w:t xml:space="preserve"> удобство внесения изменений в структуру таблиц и связей;</w:t>
+      </w:r>
+    </w:p>
+    <w:p>
+      <w:pPr>
+        <w:pStyle w:val="a0"/>
+      </w:pPr>
+      <w:r>
+        <w:t>-</w:t>
+      </w:r>
+      <w:r>
+        <w:t xml:space="preserve"> прозрачность хранения проектов пользователя;</w:t>
+      </w:r>
+    </w:p>
+    <w:p>
+      <w:pPr>
+        <w:pStyle w:val="a0"/>
+      </w:pPr>
+      <w:r>
+        <w:lastRenderedPageBreak/>
+        <w:t>-</w:t>
+      </w:r>
+      <w:r>
+        <w:t xml:space="preserve"> </w:t>
+      </w:r>
+      <w:r>
+        <w:t>качество взаимодействия между участниками при совместном проектировании;</w:t>
+      </w:r>
+    </w:p>
+    <w:p>
+      <w:pPr>
+        <w:pStyle w:val="a0"/>
+      </w:pPr>
+      <w:r>
+        <w:t>-</w:t>
+      </w:r>
+      <w:r>
+        <w:t xml:space="preserve"> скорость получения SQL-скрипта для выбранной СУБД;</w:t>
+      </w:r>
+    </w:p>
+    <w:p>
+      <w:pPr>
+        <w:pStyle w:val="a0"/>
+      </w:pPr>
+      <w:r>
+        <w:t>-</w:t>
+      </w:r>
+      <w:r>
+        <w:t xml:space="preserve"> наглядность структуры базы данных для демонстрации и защиты проекта.</w:t>
+      </w:r>
+    </w:p>
+    <w:p>
+      <w:pPr>
+        <w:pStyle w:val="a0"/>
+      </w:pPr>
+      <w:r>
+        <w:t>Критериями достижения цели создания программного продукта являются:</w:t>
+      </w:r>
+    </w:p>
+    <w:p>
+      <w:pPr>
+        <w:pStyle w:val="a0"/>
+      </w:pPr>
+      <w:r>
+        <w:t>-</w:t>
+      </w:r>
+      <w:r>
+        <w:t xml:space="preserve"> наличие стабильного </w:t>
+      </w:r>
+      <w:proofErr w:type="spellStart"/>
+      <w:r>
+        <w:t>web</w:t>
+      </w:r>
+      <w:proofErr w:type="spellEnd"/>
+      <w:r>
+        <w:t>-интерфейса для работы с проектами;</w:t>
+      </w:r>
+    </w:p>
+    <w:p>
+      <w:pPr>
+        <w:pStyle w:val="a0"/>
+      </w:pPr>
+      <w:r>
+        <w:t>-</w:t>
+      </w:r>
+      <w:r>
+        <w:t xml:space="preserve"> корректное сохранение схемы на сервере после авторизации пользователя;</w:t>
+      </w:r>
+    </w:p>
+    <w:p>
+      <w:pPr>
+        <w:pStyle w:val="a0"/>
+      </w:pPr>
+      <w:r>
+        <w:t>-</w:t>
+      </w:r>
+      <w:r>
+        <w:t xml:space="preserve"> возможность визуального и текстового редактирования одной схемы;</w:t>
+      </w:r>
+    </w:p>
+    <w:p>
+      <w:pPr>
+        <w:pStyle w:val="a0"/>
+      </w:pPr>
+      <w:r>
+        <w:t>-</w:t>
+      </w:r>
+      <w:r>
+        <w:t xml:space="preserve"> корректный экспорт SQL для поддерживаемых СУБД;</w:t>
+      </w:r>
+    </w:p>
+    <w:p>
+      <w:pPr>
+        <w:pStyle w:val="a0"/>
+      </w:pPr>
+      <w:r>
+        <w:t>-</w:t>
+      </w:r>
+      <w:r>
+        <w:t xml:space="preserve"> наличие механизма доступа по ссылке и управления правами участников;</w:t>
+      </w:r>
+    </w:p>
+    <w:p>
+      <w:pPr>
+        <w:pStyle w:val="a0"/>
+      </w:pPr>
+    </w:p>
+    <w:p>
+      <w:pPr>
+        <w:pStyle w:val="2"/>
         <w:rPr>
           <w:b w:val="0"/>
           <w:bCs/>
         </w:rPr>
-        <w:t>1.2. Аналит</w:t>
-      </w:r>
+      </w:pPr>
+      <w:bookmarkStart w:id="5" w:name="_Toc229764784"/>
       <w:r>
         <w:rPr>
           <w:b w:val="0"/>
           <w:bCs/>
         </w:rPr>
-        <w:t>ический обзор существующих программных продуктов-аналогов</w:t>
+        <w:tab/>
+      </w:r>
+      <w:r>
+        <w:rPr>
+          <w:b w:val="0"/>
+          <w:bCs/>
+        </w:rPr>
+        <w:t>1.2. Аналитический обзор существующих программных продуктов-аналогов</w:t>
       </w:r>
       <w:bookmarkEnd w:id="5"/>
     </w:p>
@@ -3014,13 +2759,7 @@
         <w:pStyle w:val="a0"/>
       </w:pPr>
       <w:r>
-        <w:t>На рынке существует ряд программных продуктов, предназначенных для проектирования баз данных и визуализации связей между таблицами. Наиболее близкими аналогами разрабатываемого приложения являются d</w:t>
-      </w:r>
-      <w:r>
-        <w:t>bdiagram.io</w:t>
-      </w:r>
-      <w:r>
-        <w:t xml:space="preserve">, </w:t>
+        <w:t xml:space="preserve">На рынке существует ряд программных продуктов, предназначенных для проектирования баз данных и визуализации связей между таблицами. Наиболее близкими аналогами разрабатываемого приложения являются dbdiagram.io, </w:t>
       </w:r>
       <w:proofErr w:type="spellStart"/>
       <w:r>
@@ -3218,15 +2957,15 @@
         </w:numPr>
       </w:pPr>
       <w:r>
+        <w:t>удобство быстрого прототипирования схемы базы данных.</w:t>
+      </w:r>
+    </w:p>
+    <w:p>
+      <w:pPr>
+        <w:pStyle w:val="a0"/>
+      </w:pPr>
+      <w:r>
         <w:lastRenderedPageBreak/>
-        <w:t>удобство быстрого прототипирования схемы базы данных.</w:t>
-      </w:r>
-    </w:p>
-    <w:p>
-      <w:pPr>
-        <w:pStyle w:val="a0"/>
-      </w:pPr>
-      <w:r>
         <w:t xml:space="preserve">Однако у данного сервиса есть и ограничения. Пользователь зависит от внешней платформы, ее тарифных ограничений и доступности сервиса. Кроме того, возможности настройки </w:t>
       </w:r>
       <w:proofErr w:type="spellStart"/>
@@ -3287,6 +3026,7 @@
         <w:rPr>
           <w:b/>
           <w:bCs/>
+          <w:noProof/>
         </w:rPr>
         <w:drawing>
           <wp:anchor distT="0" distB="0" distL="114300" distR="114300" simplePos="0" relativeHeight="251659264" behindDoc="0" locked="0" layoutInCell="1" allowOverlap="1" wp14:anchorId="0A1E080D" wp14:editId="596E5CD6">
@@ -3369,10 +3109,7 @@
       </w:r>
       <w:proofErr w:type="spellEnd"/>
       <w:r>
-        <w:t xml:space="preserve"> </w:t>
-      </w:r>
-      <w:r>
-        <w:t>также предназначен для быстрого проектирования схем баз данных. Основная идея инструмента заключается в том, что пользователь описывает структуру таблиц в текстовом виде, а система автоматически формирует диаграмму. Такой подход позволяет быстро создавать черновую модель базы данных без длительной ручной настройки графических элементов.</w:t>
+        <w:t xml:space="preserve"> также предназначен для быстрого проектирования схем баз данных. Основная идея инструмента заключается в том, что пользователь описывает структуру таблиц в текстовом виде, а система автоматически формирует диаграмму. Такой подход позволяет быстро создавать черновую модель базы данных без длительной ручной настройки графических элементов.</w:t>
       </w:r>
     </w:p>
     <w:p>
@@ -3499,6 +3236,7 @@
         <w:rPr>
           <w:b/>
           <w:bCs/>
+          <w:noProof/>
         </w:rPr>
         <w:lastRenderedPageBreak/>
         <w:drawing>
@@ -3578,10 +3316,7 @@
         <w:pStyle w:val="a0"/>
       </w:pPr>
       <w:r>
-        <w:t>MySQL</w:t>
-      </w:r>
-      <w:r>
-        <w:t xml:space="preserve"> </w:t>
+        <w:t xml:space="preserve">MySQL </w:t>
       </w:r>
       <w:proofErr w:type="spellStart"/>
       <w:r>
@@ -3589,10 +3324,7 @@
       </w:r>
       <w:proofErr w:type="spellEnd"/>
       <w:r>
-        <w:t xml:space="preserve"> </w:t>
-      </w:r>
-      <w:r>
-        <w:t>является настольным инструментом для проектирования, администрирования и сопровождения баз данных MySQL. Он предоставляет средства визуального моделирования, создания ER-диаграмм, генерации SQL-скриптов и управления сервером базы данных.</w:t>
+        <w:t xml:space="preserve"> является настольным инструментом для проектирования, администрирования и сопровождения баз данных MySQL. Он предоставляет средства визуального моделирования, создания ER-диаграмм, генерации SQL-скриптов и управления сервером базы данных.</w:t>
       </w:r>
     </w:p>
     <w:p>
@@ -3716,8 +3448,39 @@
         <w:pStyle w:val="a0"/>
       </w:pPr>
       <w:r>
+        <w:t xml:space="preserve">В рамках дипломного проекта требуется создать </w:t>
+      </w:r>
+      <w:proofErr w:type="spellStart"/>
+      <w:r>
+        <w:t>web</w:t>
+      </w:r>
+      <w:proofErr w:type="spellEnd"/>
+      <w:r>
+        <w:t xml:space="preserve">-инструмент, который не привязан к одной СУБД и может формировать SQL под разные </w:t>
+      </w:r>
+      <w:r>
         <w:lastRenderedPageBreak/>
-        <w:t xml:space="preserve">В рамках дипломного проекта требуется создать </w:t>
+        <w:t>диалекты. Это делает разрабатываемое приложение более гибким для учебных целей и демонстрации различных вариантов проектирования.</w:t>
+      </w:r>
+      <w:bookmarkStart w:id="6" w:name="_Toc229764785"/>
+    </w:p>
+    <w:p>
+      <w:pPr>
+        <w:pStyle w:val="a0"/>
+      </w:pPr>
+      <w:r>
+        <w:t xml:space="preserve">На основе рассмотренных программных продуктов можно выделить несколько групп аналогов. Первая группа </w:t>
+      </w:r>
+      <w:proofErr w:type="gramStart"/>
+      <w:r>
+        <w:t>-</w:t>
+      </w:r>
+      <w:r>
+        <w:t xml:space="preserve"> это</w:t>
+      </w:r>
+      <w:proofErr w:type="gramEnd"/>
+      <w:r>
+        <w:t xml:space="preserve"> </w:t>
       </w:r>
       <w:proofErr w:type="spellStart"/>
       <w:r>
@@ -3725,23 +3488,25 @@
       </w:r>
       <w:proofErr w:type="spellEnd"/>
       <w:r>
-        <w:t>-инструмент, который не привязан к одной СУБД и может формировать SQL под разные диалекты. Это делает разрабатываемое приложение более гибким для учебных целей и демонстрации различных вариантов проектирования.</w:t>
-      </w:r>
-      <w:bookmarkStart w:id="6" w:name="_Toc229764785"/>
-    </w:p>
-    <w:p>
-      <w:pPr>
-        <w:pStyle w:val="a0"/>
-      </w:pPr>
-      <w:r>
-        <w:t xml:space="preserve">На основе рассмотренных программных продуктов можно выделить несколько групп аналогов. Первая группа </w:t>
+        <w:t xml:space="preserve">-сервисы, ориентированные на текстовое описание схемы и быструю визуализацию, например dbdiagram.io и </w:t>
+      </w:r>
+      <w:proofErr w:type="spellStart"/>
+      <w:r>
+        <w:t>QuickDBD</w:t>
+      </w:r>
+      <w:proofErr w:type="spellEnd"/>
+      <w:r>
+        <w:t xml:space="preserve">. Вторая группа </w:t>
+      </w:r>
+      <w:r>
+        <w:t>-</w:t>
+      </w:r>
+      <w:r>
+        <w:t xml:space="preserve"> настольные средства администрирования баз данных, такие </w:t>
       </w:r>
       <w:proofErr w:type="gramStart"/>
       <w:r>
-        <w:t>-</w:t>
-      </w:r>
-      <w:r>
-        <w:t xml:space="preserve"> это</w:t>
+        <w:t>как  MySQL</w:t>
       </w:r>
       <w:proofErr w:type="gramEnd"/>
       <w:r>
@@ -3749,68 +3514,58 @@
       </w:r>
       <w:proofErr w:type="spellStart"/>
       <w:r>
+        <w:t>Workbench</w:t>
+      </w:r>
+      <w:proofErr w:type="spellEnd"/>
+      <w:r>
+        <w:t>.</w:t>
+      </w:r>
+    </w:p>
+    <w:p>
+      <w:pPr>
+        <w:pStyle w:val="a0"/>
+      </w:pPr>
+      <w:r>
+        <w:t xml:space="preserve">Разрабатываемое приложение сочетает признаки нескольких групп. С одной стороны, оно предоставляет DBML-подобное текстовое описание, что сближает его с dbdiagram.io и </w:t>
+      </w:r>
+      <w:proofErr w:type="spellStart"/>
+      <w:r>
+        <w:t>QuickDBD</w:t>
+      </w:r>
+      <w:proofErr w:type="spellEnd"/>
+      <w:r>
+        <w:t>.</w:t>
+      </w:r>
+      <w:r>
+        <w:t xml:space="preserve"> </w:t>
+      </w:r>
+      <w:r>
+        <w:t>Кроме того, приложение поддерживает экспорт SQL, что делает его полезным не только для визуального моделирования, но и для подготовки структуры базы данных к практическому использованию.</w:t>
+      </w:r>
+    </w:p>
+    <w:p>
+      <w:pPr>
+        <w:pStyle w:val="a0"/>
+      </w:pPr>
+      <w:r>
+        <w:t xml:space="preserve">1.3. Требования к </w:t>
+      </w:r>
+      <w:proofErr w:type="spellStart"/>
+      <w:r>
         <w:t>web</w:t>
       </w:r>
       <w:proofErr w:type="spellEnd"/>
       <w:r>
-        <w:t xml:space="preserve">-сервисы, ориентированные на текстовое описание схемы и быструю визуализацию, например dbdiagram.io и </w:t>
-      </w:r>
-      <w:proofErr w:type="spellStart"/>
-      <w:r>
-        <w:t>QuickDBD</w:t>
-      </w:r>
-      <w:proofErr w:type="spellEnd"/>
-      <w:r>
-        <w:t xml:space="preserve">. Вторая группа </w:t>
-      </w:r>
-      <w:r>
-        <w:t>-</w:t>
-      </w:r>
-      <w:r>
-        <w:t xml:space="preserve"> настольные средства администрирования баз данных, такие </w:t>
-      </w:r>
-      <w:proofErr w:type="gramStart"/>
-      <w:r>
-        <w:t>как  MySQL</w:t>
-      </w:r>
-      <w:proofErr w:type="gramEnd"/>
-      <w:r>
-        <w:t xml:space="preserve"> </w:t>
-      </w:r>
-      <w:proofErr w:type="spellStart"/>
-      <w:r>
-        <w:t>Workbench.</w:t>
-      </w:r>
-      <w:proofErr w:type="spellEnd"/>
-    </w:p>
-    <w:p>
-      <w:pPr>
-        <w:pStyle w:val="a0"/>
-      </w:pPr>
-      <w:r>
-        <w:t xml:space="preserve">Разрабатываемое приложение сочетает признаки нескольких групп. С одной стороны, оно предоставляет DBML-подобное текстовое описание, что сближает его с dbdiagram.io и </w:t>
-      </w:r>
-      <w:proofErr w:type="spellStart"/>
-      <w:r>
-        <w:t>QuickDBD</w:t>
-      </w:r>
-      <w:proofErr w:type="spellEnd"/>
-      <w:r>
-        <w:t>.</w:t>
-      </w:r>
-      <w:r>
-        <w:t xml:space="preserve"> </w:t>
-      </w:r>
-      <w:r>
-        <w:t>Кроме того, приложение поддерживает экспорт SQL, что делает его полезным не только для визуального моделирования, но и для подготовки структуры базы данных к практическому использованию.</w:t>
-      </w:r>
-    </w:p>
-    <w:p>
-      <w:pPr>
-        <w:pStyle w:val="a0"/>
-      </w:pPr>
-      <w:r>
-        <w:t xml:space="preserve">1.3. Требования к </w:t>
+        <w:t>-приложению</w:t>
+      </w:r>
+      <w:bookmarkEnd w:id="6"/>
+    </w:p>
+    <w:p>
+      <w:pPr>
+        <w:pStyle w:val="a0"/>
+      </w:pPr>
+      <w:r>
+        <w:t xml:space="preserve">Разрабатываемое </w:t>
       </w:r>
       <w:proofErr w:type="spellStart"/>
       <w:r>
@@ -3818,47 +3573,15 @@
       </w:r>
       <w:proofErr w:type="spellEnd"/>
       <w:r>
-        <w:t>-приложению</w:t>
-      </w:r>
-      <w:bookmarkEnd w:id="6"/>
-    </w:p>
-    <w:p>
-      <w:pPr>
-        <w:pStyle w:val="a0"/>
-      </w:pPr>
-      <w:r>
-        <w:t>Р</w:t>
-      </w:r>
-      <w:r>
-        <w:t xml:space="preserve">азрабатываемое </w:t>
-      </w:r>
-      <w:proofErr w:type="spellStart"/>
-      <w:r>
-        <w:t>web</w:t>
-      </w:r>
-      <w:proofErr w:type="spellEnd"/>
-      <w:r>
-        <w:t>-пр</w:t>
-      </w:r>
-      <w:r>
-        <w:t xml:space="preserve">иложение предназначено для обеспечения доступа пользователей к функциям визуального проектирования схем баз </w:t>
-      </w:r>
-      <w:r>
-        <w:t>данных через браузерный интерфейс. Приложение должно поддерживать личные проекты пользователя, командные проекты, работу с визуальной диаграммой и т</w:t>
-      </w:r>
-      <w:r>
-        <w:t>екстовым описанием схемы.</w:t>
-      </w:r>
-    </w:p>
-    <w:p>
-      <w:pPr>
-        <w:pStyle w:val="a0"/>
-      </w:pPr>
-      <w:r>
-        <w:t>Web-приложение должно функционировать с учетом разграничения прав доступа. Основными классами пользователей являются незарегистрированный пользователь, зарегистрированный пользователь, владелец проекта и участник командного проект</w:t>
-      </w:r>
-      <w:r>
-        <w:t>а.</w:t>
+        <w:t>-приложение предназначено для обеспечения доступа пользователей к функциям визуального проектирования схем баз данных через браузерный интерфейс. Приложение должно поддерживать личные проекты пользователя, командные проекты, работу с визуальной диаграммой и текстовым описанием схемы.</w:t>
+      </w:r>
+    </w:p>
+    <w:p>
+      <w:pPr>
+        <w:pStyle w:val="a0"/>
+      </w:pPr>
+      <w:r>
+        <w:t>Web-приложение должно функционировать с учетом разграничения прав доступа. Основными классами пользователей являются незарегистрированный пользователь, зарегистрированный пользователь, владелец проекта и участник командного проекта.</w:t>
       </w:r>
     </w:p>
     <w:p>
@@ -4023,6 +3746,9 @@
         </w:pict>
       </w:r>
       <w:r>
+        <w:rPr>
+          <w:noProof/>
+        </w:rPr>
         <w:drawing>
           <wp:anchor distT="0" distB="0" distL="114300" distR="114300" simplePos="0" relativeHeight="251665408" behindDoc="0" locked="0" layoutInCell="1" allowOverlap="1" wp14:anchorId="69442D18" wp14:editId="0221521B">
             <wp:simplePos x="0" y="0"/>
@@ -4079,13 +3805,7 @@
         <w:pStyle w:val="a0"/>
       </w:pPr>
       <w:r>
-        <w:t>Ф</w:t>
-      </w:r>
-      <w:r>
-        <w:t>ункции незарегистри</w:t>
-      </w:r>
-      <w:r>
-        <w:t>рованного пользователя:</w:t>
+        <w:t>Функции незарегистрированного пользователя:</w:t>
       </w:r>
     </w:p>
     <w:p>
@@ -4145,10 +3865,7 @@
         <w:t>-</w:t>
       </w:r>
       <w:r>
-        <w:t xml:space="preserve"> открытие публичной ссылки на проект, если доступ разрешен </w:t>
-      </w:r>
-      <w:r>
-        <w:t>владельцем.</w:t>
+        <w:t xml:space="preserve"> открытие публичной ссылки на проект, если доступ разрешен владельцем.</w:t>
       </w:r>
     </w:p>
     <w:p>
@@ -4203,10 +3920,7 @@
         <w:t>-</w:t>
       </w:r>
       <w:r>
-        <w:t xml:space="preserve"> добавление, изменение и удаление</w:t>
-      </w:r>
-      <w:r>
-        <w:t xml:space="preserve"> таблиц;</w:t>
+        <w:t xml:space="preserve"> добавление, изменение и удаление таблиц;</w:t>
       </w:r>
     </w:p>
     <w:p>
@@ -4278,10 +3992,7 @@
         <w:t>-</w:t>
       </w:r>
       <w:r>
-        <w:t xml:space="preserve"> добавление индексов н</w:t>
-      </w:r>
-      <w:r>
-        <w:t>а одно или несколько полей таблицы;</w:t>
+        <w:t xml:space="preserve"> добавление индексов на одно или несколько полей таблицы;</w:t>
       </w:r>
     </w:p>
     <w:p>
@@ -4333,10 +4044,7 @@
         <w:t>-</w:t>
       </w:r>
       <w:r>
-        <w:t xml:space="preserve"> управление режимом </w:t>
-      </w:r>
-      <w:r>
-        <w:t>доступа к проекту: закрытый доступ, публичная ссылка, ссылка с паролем;</w:t>
+        <w:t xml:space="preserve"> управление режимом доступа к проекту: закрытый доступ, публичная ссылка, ссылка с паролем;</w:t>
       </w:r>
     </w:p>
     <w:p>
@@ -4369,10 +4077,7 @@
         <w:t>-</w:t>
       </w:r>
       <w:r>
-        <w:t xml:space="preserve"> изменение прав участника на просмотр или редактирован</w:t>
-      </w:r>
-      <w:r>
-        <w:t>ие;</w:t>
+        <w:t xml:space="preserve"> изменение прав участника на просмотр или редактирование;</w:t>
       </w:r>
     </w:p>
     <w:p>
@@ -4446,10 +4151,7 @@
         <w:t>-</w:t>
       </w:r>
       <w:r>
-        <w:t xml:space="preserve"> вы</w:t>
-      </w:r>
-      <w:r>
-        <w:t>ход из командного проекта, после чего проект пропадает из списка его проектов.</w:t>
+        <w:t xml:space="preserve"> выход из командного проекта, после чего проект пропадает из списка его проектов.</w:t>
       </w:r>
     </w:p>
     <w:p>
@@ -4479,10 +4181,7 @@
         <w:t>-</w:t>
       </w:r>
       <w:r>
-        <w:t xml:space="preserve"> пользователь должен </w:t>
-      </w:r>
-      <w:r>
-        <w:t>видеть только собственные проекты и проекты, к которым он присоединился;</w:t>
+        <w:t xml:space="preserve"> пользователь должен видеть только собственные проекты и проекты, к которым он присоединился;</w:t>
       </w:r>
     </w:p>
     <w:p>
@@ -4573,10 +4272,7 @@
         </w:numPr>
       </w:pPr>
       <w:r>
-        <w:t>Должна быть предусм</w:t>
-      </w:r>
-      <w:r>
-        <w:t>отрена защита API-маршрутов с использованием токенов авторизации.</w:t>
+        <w:t>Должна быть предусмотрена защита API-маршрутов с использованием токенов авторизации.</w:t>
       </w:r>
     </w:p>
     <w:p>
@@ -4600,10 +4296,7 @@
         </w:numPr>
       </w:pPr>
       <w:r>
-        <w:t>Операции создания, изменения и удаления проектов должны корректно обр</w:t>
-      </w:r>
-      <w:r>
-        <w:t xml:space="preserve">абатываться </w:t>
+        <w:t xml:space="preserve">Операции создания, изменения и удаления проектов должны корректно обрабатываться </w:t>
       </w:r>
       <w:proofErr w:type="spellStart"/>
       <w:r>
@@ -4635,10 +4328,7 @@
         </w:numPr>
       </w:pPr>
       <w:r>
-        <w:t>При программном сбое приложение не должно повреждать сохране</w:t>
-      </w:r>
-      <w:r>
-        <w:t>нные проекты пользователя.</w:t>
+        <w:t>При программном сбое приложение не должно повреждать сохраненные проекты пользователя.</w:t>
       </w:r>
     </w:p>
     <w:p>
@@ -4714,14 +4404,7 @@
           <w:b w:val="0"/>
           <w:bCs/>
         </w:rPr>
-        <w:t>1.3.3. Условия эк</w:t>
-      </w:r>
-      <w:r>
-        <w:rPr>
-          <w:b w:val="0"/>
-          <w:bCs/>
-        </w:rPr>
-        <w:t>сплуатации</w:t>
+        <w:t>1.3.3. Условия эксплуатации</w:t>
       </w:r>
       <w:bookmarkEnd w:id="9"/>
     </w:p>
@@ -4754,10 +4437,7 @@
         </w:numPr>
       </w:pPr>
       <w:r>
-        <w:t>Серверная часть может быть размещена на локальном сервере, учебном сервере или в облачной инфрастр</w:t>
-      </w:r>
-      <w:r>
-        <w:t xml:space="preserve">уктуре. Для разработки и демонстрации допускается запуск </w:t>
+        <w:t xml:space="preserve">Серверная часть может быть размещена на локальном сервере, учебном сервере или в облачной инфраструктуре. Для разработки и демонстрации допускается запуск </w:t>
       </w:r>
       <w:proofErr w:type="spellStart"/>
       <w:r>
@@ -4805,10 +4485,7 @@
         </w:numPr>
       </w:pPr>
       <w:r>
-        <w:t>Обслуживание программного продукт</w:t>
-      </w:r>
-      <w:r>
-        <w:t xml:space="preserve">а должно выполняться разработчиком или администратором, имеющим навыки сопровождения серверных приложений, баз данных и </w:t>
+        <w:t xml:space="preserve">Обслуживание программного продукта должно выполняться разработчиком или администратором, имеющим навыки сопровождения серверных приложений, баз данных и </w:t>
       </w:r>
       <w:proofErr w:type="spellStart"/>
       <w:r>
@@ -4852,14 +4529,7 @@
           <w:b w:val="0"/>
           <w:bCs/>
         </w:rPr>
-        <w:t>1.3.4. Т</w:t>
-      </w:r>
-      <w:r>
-        <w:rPr>
-          <w:b w:val="0"/>
-          <w:bCs/>
-        </w:rPr>
-        <w:t>ребования к составу и параметрам технических средств</w:t>
+        <w:t>1.3.4. Требования к составу и параметрам технических средств</w:t>
       </w:r>
       <w:bookmarkEnd w:id="10"/>
     </w:p>
@@ -4920,10 +4590,7 @@
         </w:numPr>
       </w:pPr>
       <w:r>
-        <w:t>ди</w:t>
-      </w:r>
-      <w:r>
-        <w:t>сковое пространство не менее 10 ГБ;</w:t>
+        <w:t>дисковое пространство не менее 10 ГБ;</w:t>
       </w:r>
     </w:p>
     <w:p>
@@ -4947,7 +4614,6 @@
         </w:numPr>
       </w:pPr>
       <w:r>
-        <w:lastRenderedPageBreak/>
         <w:t>постоянный доступ к базе данных и сетевым службам.</w:t>
       </w:r>
     </w:p>
@@ -4964,6 +4630,7 @@
           <w:b/>
           <w:bCs/>
         </w:rPr>
+        <w:lastRenderedPageBreak/>
         <w:t>Клиентская часть:</w:t>
       </w:r>
     </w:p>
@@ -5052,10 +4719,7 @@
         <w:pStyle w:val="a0"/>
       </w:pPr>
       <w:r>
-        <w:t xml:space="preserve">При увеличении количества пользователей и объема проектов допускается масштабирование серверной части путем увеличения </w:t>
-      </w:r>
-      <w:r>
-        <w:t>вычислительных ресурсов и переноса базы данных на отдельный сервер.</w:t>
+        <w:t>При увеличении количества пользователей и объема проектов допускается масштабирование серверной части путем увеличения вычислительных ресурсов и переноса базы данных на отдельный сервер.</w:t>
       </w:r>
     </w:p>
     <w:p>
@@ -5084,10 +4748,7 @@
         <w:pStyle w:val="a0"/>
       </w:pPr>
       <w:r>
-        <w:t>Система должна использовать реляционную базу данных для хранения пользователей, проектов, настроек доступа и данных командной</w:t>
-      </w:r>
-      <w:r>
-        <w:t xml:space="preserve"> работы.</w:t>
+        <w:t>Система должна использовать реляционную базу данных для хранения пользователей, проектов, настроек доступа и данных командной работы.</w:t>
       </w:r>
     </w:p>
     <w:p>
@@ -5111,10 +4772,7 @@
         <w:pStyle w:val="a0"/>
       </w:pPr>
       <w:r>
-        <w:t>Web-интерфейс должен быть совместим с современными браузерами и корректно р</w:t>
-      </w:r>
-      <w:r>
-        <w:t xml:space="preserve">аботать при локальном запуске </w:t>
+        <w:t xml:space="preserve">Web-интерфейс должен быть совместим с современными браузерами и корректно работать при локальном запуске </w:t>
       </w:r>
       <w:proofErr w:type="spellStart"/>
       <w:r>
@@ -5257,7 +4915,6 @@
         </w:numPr>
       </w:pPr>
       <w:r>
-        <w:lastRenderedPageBreak/>
         <w:t xml:space="preserve">авторизация </w:t>
       </w:r>
       <w:r>
@@ -5276,10 +4933,7 @@
       </w:r>
       <w:proofErr w:type="spellStart"/>
       <w:r>
-        <w:t>Sanctu</w:t>
-      </w:r>
-      <w:r>
-        <w:t>m</w:t>
+        <w:t>Sanctum</w:t>
       </w:r>
       <w:proofErr w:type="spellEnd"/>
       <w:r>
@@ -5295,6 +4949,7 @@
         </w:numPr>
       </w:pPr>
       <w:r>
+        <w:lastRenderedPageBreak/>
         <w:t xml:space="preserve">база данных </w:t>
       </w:r>
       <w:r>
@@ -5377,10 +5032,7 @@
         <w:pStyle w:val="a0"/>
       </w:pPr>
       <w:r>
-        <w:t>Программный продукт должен быть спроектирован модульно, ч</w:t>
-      </w:r>
-      <w:r>
-        <w:t>тобы обеспечивать возможность дальнейшего расширения функциональности, добавления новых SQL-диалектов, улучшения совместной работы и развития AI-помощника.</w:t>
+        <w:t>Программный продукт должен быть спроектирован модульно, чтобы обеспечивать возможность дальнейшего расширения функциональности, добавления новых SQL-диалектов, улучшения совместной работы и развития AI-помощника.</w:t>
       </w:r>
     </w:p>
     <w:p>
@@ -5454,10 +5106,7 @@
         <w:pStyle w:val="a0"/>
       </w:pPr>
       <w:r>
-        <w:t>Хранение данн</w:t>
-      </w:r>
-      <w:r>
-        <w:t xml:space="preserve">ых в разрабатываемом </w:t>
+        <w:t xml:space="preserve">Хранение данных в разрабатываемом </w:t>
       </w:r>
       <w:proofErr w:type="spellStart"/>
       <w:r>
@@ -5473,10 +5122,7 @@
         <w:pStyle w:val="a0"/>
       </w:pPr>
       <w:r>
-        <w:t>Физичес</w:t>
-      </w:r>
-      <w:r>
-        <w:t xml:space="preserve">ки база данных размещается на серверной стороне приложения. Доступ к данным осуществляется только через </w:t>
+        <w:t xml:space="preserve">Физически база данных размещается на серверной стороне приложения. Доступ к данным осуществляется только через </w:t>
       </w:r>
       <w:proofErr w:type="spellStart"/>
       <w:r>
@@ -5484,10 +5130,7 @@
       </w:r>
       <w:proofErr w:type="spellEnd"/>
       <w:r>
-        <w:t xml:space="preserve"> API, что исключает прямое обращение клиентской части к базе данных. Все операции чтения, создания, изменения и удаления выполняются через контро</w:t>
-      </w:r>
-      <w:r>
-        <w:t xml:space="preserve">ллеры </w:t>
+        <w:t xml:space="preserve"> API, что исключает прямое обращение клиентской части к базе данных. Все операции чтения, создания, изменения и удаления выполняются через контроллеры </w:t>
       </w:r>
       <w:proofErr w:type="spellStart"/>
       <w:r>
@@ -5599,10 +5242,7 @@
       </w:pPr>
       <w:proofErr w:type="spellStart"/>
       <w:r>
-        <w:t>passwor</w:t>
-      </w:r>
-      <w:r>
-        <w:t>d</w:t>
+        <w:t>password</w:t>
       </w:r>
       <w:proofErr w:type="spellEnd"/>
       <w:r>
@@ -5629,8 +5269,478 @@
       </w:pPr>
       <w:proofErr w:type="spellStart"/>
       <w:r>
+        <w:t>created_at</w:t>
+      </w:r>
+      <w:proofErr w:type="spellEnd"/>
+      <w:r>
+        <w:t xml:space="preserve"> и </w:t>
+      </w:r>
+      <w:proofErr w:type="spellStart"/>
+      <w:r>
+        <w:t>updated_at</w:t>
+      </w:r>
+      <w:proofErr w:type="spellEnd"/>
+      <w:r>
+        <w:t xml:space="preserve"> </w:t>
+      </w:r>
+      <w:r>
+        <w:t>-</w:t>
+      </w:r>
+      <w:r>
+        <w:t xml:space="preserve"> даты создания и изменения записи.</w:t>
+      </w:r>
+    </w:p>
+    <w:p>
+      <w:pPr>
+        <w:pStyle w:val="a0"/>
+      </w:pPr>
+      <w:r>
+        <w:t>Проект (Project):</w:t>
+      </w:r>
+    </w:p>
+    <w:p>
+      <w:pPr>
+        <w:pStyle w:val="a0"/>
+      </w:pPr>
+      <w:proofErr w:type="spellStart"/>
+      <w:r>
         <w:lastRenderedPageBreak/>
-        <w:t>created_at</w:t>
+        <w:t>id</w:t>
+      </w:r>
+      <w:proofErr w:type="spellEnd"/>
+      <w:r>
+        <w:t xml:space="preserve"> </w:t>
+      </w:r>
+      <w:r>
+        <w:t>-</w:t>
+      </w:r>
+      <w:r>
+        <w:t xml:space="preserve"> уникальный идентификатор проекта;</w:t>
+      </w:r>
+    </w:p>
+    <w:p>
+      <w:pPr>
+        <w:pStyle w:val="a0"/>
+      </w:pPr>
+      <w:proofErr w:type="spellStart"/>
+      <w:r>
+        <w:t>user_id</w:t>
+      </w:r>
+      <w:proofErr w:type="spellEnd"/>
+      <w:r>
+        <w:t xml:space="preserve"> </w:t>
+      </w:r>
+      <w:r>
+        <w:t>-</w:t>
+      </w:r>
+      <w:r>
+        <w:t xml:space="preserve"> идентификатор владельца;</w:t>
+      </w:r>
+    </w:p>
+    <w:p>
+      <w:pPr>
+        <w:pStyle w:val="a0"/>
+      </w:pPr>
+      <w:proofErr w:type="spellStart"/>
+      <w:r>
+        <w:t>name</w:t>
+      </w:r>
+      <w:proofErr w:type="spellEnd"/>
+      <w:r>
+        <w:t xml:space="preserve"> </w:t>
+      </w:r>
+      <w:r>
+        <w:t>-</w:t>
+      </w:r>
+      <w:r>
+        <w:t xml:space="preserve"> название проекта;</w:t>
+      </w:r>
+    </w:p>
+    <w:p>
+      <w:pPr>
+        <w:pStyle w:val="a0"/>
+      </w:pPr>
+      <w:proofErr w:type="spellStart"/>
+      <w:r>
+        <w:t>description</w:t>
+      </w:r>
+      <w:proofErr w:type="spellEnd"/>
+      <w:r>
+        <w:t xml:space="preserve"> </w:t>
+      </w:r>
+      <w:r>
+        <w:t>-</w:t>
+      </w:r>
+      <w:r>
+        <w:t xml:space="preserve"> описание;</w:t>
+      </w:r>
+    </w:p>
+    <w:p>
+      <w:pPr>
+        <w:pStyle w:val="a0"/>
+      </w:pPr>
+      <w:proofErr w:type="spellStart"/>
+      <w:r>
+        <w:t>dialect</w:t>
+      </w:r>
+      <w:proofErr w:type="spellEnd"/>
+      <w:r>
+        <w:t xml:space="preserve"> </w:t>
+      </w:r>
+      <w:r>
+        <w:t>-</w:t>
+      </w:r>
+      <w:r>
+        <w:t xml:space="preserve"> выбранный SQL-диалект;</w:t>
+      </w:r>
+    </w:p>
+    <w:p>
+      <w:pPr>
+        <w:pStyle w:val="a0"/>
+      </w:pPr>
+      <w:proofErr w:type="spellStart"/>
+      <w:r>
+        <w:t>schema_code</w:t>
+      </w:r>
+      <w:proofErr w:type="spellEnd"/>
+      <w:r>
+        <w:t xml:space="preserve"> </w:t>
+      </w:r>
+      <w:r>
+        <w:t>-</w:t>
+      </w:r>
+      <w:r>
+        <w:t xml:space="preserve"> DBML-подобный код схемы;</w:t>
+      </w:r>
+    </w:p>
+    <w:p>
+      <w:pPr>
+        <w:pStyle w:val="a0"/>
+      </w:pPr>
+      <w:proofErr w:type="spellStart"/>
+      <w:r>
+        <w:t>schema_json</w:t>
+      </w:r>
+      <w:proofErr w:type="spellEnd"/>
+      <w:r>
+        <w:t xml:space="preserve"> </w:t>
+      </w:r>
+      <w:r>
+        <w:t>-</w:t>
+      </w:r>
+      <w:r>
+        <w:t xml:space="preserve"> JSON-представление таблиц и связей;</w:t>
+      </w:r>
+    </w:p>
+    <w:p>
+      <w:pPr>
+        <w:pStyle w:val="a0"/>
+      </w:pPr>
+      <w:proofErr w:type="spellStart"/>
+      <w:r>
+        <w:t>is_favorite</w:t>
+      </w:r>
+      <w:proofErr w:type="spellEnd"/>
+      <w:r>
+        <w:t xml:space="preserve"> </w:t>
+      </w:r>
+      <w:r>
+        <w:t>-</w:t>
+      </w:r>
+      <w:r>
+        <w:t xml:space="preserve"> признак избранного проекта;</w:t>
+      </w:r>
+    </w:p>
+    <w:p>
+      <w:pPr>
+        <w:pStyle w:val="a0"/>
+      </w:pPr>
+      <w:proofErr w:type="spellStart"/>
+      <w:r>
+        <w:t>last_opened_at</w:t>
+      </w:r>
+      <w:proofErr w:type="spellEnd"/>
+      <w:r>
+        <w:t xml:space="preserve"> </w:t>
+      </w:r>
+      <w:r>
+        <w:t>-</w:t>
+      </w:r>
+      <w:r>
+        <w:t xml:space="preserve"> дата последнего открытия;</w:t>
+      </w:r>
+    </w:p>
+    <w:p>
+      <w:pPr>
+        <w:pStyle w:val="a0"/>
+      </w:pPr>
+      <w:proofErr w:type="spellStart"/>
+      <w:r>
+        <w:t>deleted_at</w:t>
+      </w:r>
+      <w:proofErr w:type="spellEnd"/>
+      <w:r>
+        <w:t xml:space="preserve"> </w:t>
+      </w:r>
+      <w:r>
+        <w:t>-</w:t>
+      </w:r>
+      <w:r>
+        <w:t xml:space="preserve"> дата мягкого удаления.</w:t>
+      </w:r>
+    </w:p>
+    <w:p>
+      <w:pPr>
+        <w:pStyle w:val="a0"/>
+      </w:pPr>
+      <w:r>
+        <w:t>Настройки общего доступа проекта включают</w:t>
+      </w:r>
+    </w:p>
+    <w:p>
+      <w:pPr>
+        <w:pStyle w:val="a0"/>
+      </w:pPr>
+      <w:proofErr w:type="spellStart"/>
+      <w:r>
+        <w:t>share_access</w:t>
+      </w:r>
+      <w:proofErr w:type="spellEnd"/>
+      <w:r>
+        <w:t xml:space="preserve"> </w:t>
+      </w:r>
+      <w:r>
+        <w:t>-</w:t>
+      </w:r>
+      <w:r>
+        <w:t xml:space="preserve"> режим доступа,</w:t>
+      </w:r>
+    </w:p>
+    <w:p>
+      <w:pPr>
+        <w:pStyle w:val="a0"/>
+        <w:rPr>
+          <w:lang w:val="en-US"/>
+        </w:rPr>
+      </w:pPr>
+      <w:proofErr w:type="spellStart"/>
+      <w:r>
+        <w:rPr>
+          <w:lang w:val="en-US"/>
+        </w:rPr>
+        <w:t>share_permission</w:t>
+      </w:r>
+      <w:proofErr w:type="spellEnd"/>
+      <w:r>
+        <w:rPr>
+          <w:lang w:val="en-US"/>
+        </w:rPr>
+        <w:t xml:space="preserve"> </w:t>
+      </w:r>
+      <w:r>
+        <w:rPr>
+          <w:lang w:val="en-US"/>
+        </w:rPr>
+        <w:t>-</w:t>
+      </w:r>
+      <w:r>
+        <w:rPr>
+          <w:lang w:val="en-US"/>
+        </w:rPr>
+        <w:t xml:space="preserve"> </w:t>
+      </w:r>
+      <w:r>
+        <w:t>право</w:t>
+      </w:r>
+      <w:r>
+        <w:rPr>
+          <w:lang w:val="en-US"/>
+        </w:rPr>
+        <w:t xml:space="preserve"> </w:t>
+      </w:r>
+      <w:r>
+        <w:t>по</w:t>
+      </w:r>
+      <w:r>
+        <w:rPr>
+          <w:lang w:val="en-US"/>
+        </w:rPr>
+        <w:t xml:space="preserve"> </w:t>
+      </w:r>
+      <w:r>
+        <w:t>ссылке</w:t>
+      </w:r>
+      <w:r>
+        <w:rPr>
+          <w:lang w:val="en-US"/>
+        </w:rPr>
+        <w:t>,</w:t>
+      </w:r>
+    </w:p>
+    <w:p>
+      <w:pPr>
+        <w:pStyle w:val="a0"/>
+      </w:pPr>
+      <w:proofErr w:type="spellStart"/>
+      <w:r>
+        <w:t>share_token</w:t>
+      </w:r>
+      <w:proofErr w:type="spellEnd"/>
+      <w:r>
+        <w:t xml:space="preserve"> </w:t>
+      </w:r>
+      <w:r>
+        <w:t>-</w:t>
+      </w:r>
+      <w:r>
+        <w:t xml:space="preserve"> токен публичной ссылки,</w:t>
+      </w:r>
+    </w:p>
+    <w:p>
+      <w:pPr>
+        <w:pStyle w:val="a0"/>
+      </w:pPr>
+      <w:proofErr w:type="spellStart"/>
+      <w:r>
+        <w:t>share_password_hash</w:t>
+      </w:r>
+      <w:proofErr w:type="spellEnd"/>
+      <w:r>
+        <w:t xml:space="preserve"> </w:t>
+      </w:r>
+      <w:r>
+        <w:t>-</w:t>
+      </w:r>
+      <w:r>
+        <w:t xml:space="preserve"> </w:t>
+      </w:r>
+      <w:proofErr w:type="spellStart"/>
+      <w:r>
+        <w:t>хеш</w:t>
+      </w:r>
+      <w:proofErr w:type="spellEnd"/>
+      <w:r>
+        <w:t xml:space="preserve"> пароля для защищенной ссылки,</w:t>
+      </w:r>
+    </w:p>
+    <w:p>
+      <w:pPr>
+        <w:pStyle w:val="a0"/>
+      </w:pPr>
+      <w:proofErr w:type="spellStart"/>
+      <w:r>
+        <w:t>shared_at</w:t>
+      </w:r>
+      <w:proofErr w:type="spellEnd"/>
+      <w:r>
+        <w:t xml:space="preserve"> </w:t>
+      </w:r>
+      <w:r>
+        <w:t>-</w:t>
+      </w:r>
+      <w:r>
+        <w:t xml:space="preserve"> дата включения общего доступа.</w:t>
+      </w:r>
+    </w:p>
+    <w:p>
+      <w:pPr>
+        <w:pStyle w:val="a0"/>
+      </w:pPr>
+      <w:r>
+        <w:t>Участник проекта (</w:t>
+      </w:r>
+      <w:proofErr w:type="spellStart"/>
+      <w:r>
+        <w:t>ProjectViewer</w:t>
+      </w:r>
+      <w:proofErr w:type="spellEnd"/>
+      <w:r>
+        <w:t>):</w:t>
+      </w:r>
+    </w:p>
+    <w:p>
+      <w:pPr>
+        <w:pStyle w:val="a0"/>
+      </w:pPr>
+      <w:proofErr w:type="spellStart"/>
+      <w:r>
+        <w:t>id</w:t>
+      </w:r>
+      <w:proofErr w:type="spellEnd"/>
+      <w:r>
+        <w:t xml:space="preserve"> </w:t>
+      </w:r>
+      <w:r>
+        <w:t>-</w:t>
+      </w:r>
+      <w:r>
+        <w:t xml:space="preserve"> уникальный идентификатор записи;</w:t>
+      </w:r>
+    </w:p>
+    <w:p>
+      <w:pPr>
+        <w:pStyle w:val="a0"/>
+      </w:pPr>
+      <w:proofErr w:type="spellStart"/>
+      <w:r>
+        <w:t>project_id</w:t>
+      </w:r>
+      <w:proofErr w:type="spellEnd"/>
+      <w:r>
+        <w:t xml:space="preserve"> </w:t>
+      </w:r>
+      <w:r>
+        <w:t>-</w:t>
+      </w:r>
+      <w:r>
+        <w:t xml:space="preserve"> идентификатор проекта;</w:t>
+      </w:r>
+    </w:p>
+    <w:p>
+      <w:pPr>
+        <w:pStyle w:val="a0"/>
+      </w:pPr>
+      <w:proofErr w:type="spellStart"/>
+      <w:r>
+        <w:t>user_id</w:t>
+      </w:r>
+      <w:proofErr w:type="spellEnd"/>
+      <w:r>
+        <w:t xml:space="preserve"> </w:t>
+      </w:r>
+      <w:r>
+        <w:t>-</w:t>
+      </w:r>
+      <w:r>
+        <w:t xml:space="preserve"> идентификатор зарегистрированного пользователя;</w:t>
+      </w:r>
+    </w:p>
+    <w:p>
+      <w:pPr>
+        <w:pStyle w:val="a0"/>
+      </w:pPr>
+      <w:proofErr w:type="spellStart"/>
+      <w:r>
+        <w:t>viewer_key</w:t>
+      </w:r>
+      <w:proofErr w:type="spellEnd"/>
+      <w:r>
+        <w:t xml:space="preserve"> </w:t>
+      </w:r>
+      <w:r>
+        <w:t>-</w:t>
+      </w:r>
+      <w:r>
+        <w:t xml:space="preserve"> ключ гостевого просмотра;</w:t>
+      </w:r>
+    </w:p>
+    <w:p>
+      <w:pPr>
+        <w:pStyle w:val="a0"/>
+      </w:pPr>
+      <w:proofErr w:type="spellStart"/>
+      <w:r>
+        <w:t>name</w:t>
       </w:r>
       <w:proofErr w:type="spellEnd"/>
       <w:r>
@@ -5638,7 +5748,7 @@
       </w:r>
       <w:proofErr w:type="spellStart"/>
       <w:r>
-        <w:t>updated_at</w:t>
+        <w:t>email</w:t>
       </w:r>
       <w:proofErr w:type="spellEnd"/>
       <w:r>
@@ -5648,24 +5758,16 @@
         <w:t>-</w:t>
       </w:r>
       <w:r>
-        <w:t xml:space="preserve"> даты создания и изменения записи.</w:t>
-      </w:r>
-    </w:p>
-    <w:p>
-      <w:pPr>
-        <w:pStyle w:val="a0"/>
-      </w:pPr>
-      <w:r>
-        <w:t>Проект (Project):</w:t>
-      </w:r>
-    </w:p>
-    <w:p>
-      <w:pPr>
-        <w:pStyle w:val="a0"/>
-      </w:pPr>
-      <w:proofErr w:type="spellStart"/>
-      <w:r>
-        <w:t>id</w:t>
+        <w:t xml:space="preserve"> данные участника;</w:t>
+      </w:r>
+    </w:p>
+    <w:p>
+      <w:pPr>
+        <w:pStyle w:val="a0"/>
+      </w:pPr>
+      <w:proofErr w:type="spellStart"/>
+      <w:r>
+        <w:t>permission</w:t>
       </w:r>
       <w:proofErr w:type="spellEnd"/>
       <w:r>
@@ -5675,16 +5777,16 @@
         <w:t>-</w:t>
       </w:r>
       <w:r>
-        <w:t xml:space="preserve"> уникальный идентификатор проекта;</w:t>
-      </w:r>
-    </w:p>
-    <w:p>
-      <w:pPr>
-        <w:pStyle w:val="a0"/>
-      </w:pPr>
-      <w:proofErr w:type="spellStart"/>
-      <w:r>
-        <w:t>user_id</w:t>
+        <w:t xml:space="preserve"> право участника на просмотр или редактирование;</w:t>
+      </w:r>
+    </w:p>
+    <w:p>
+      <w:pPr>
+        <w:pStyle w:val="a0"/>
+      </w:pPr>
+      <w:proofErr w:type="spellStart"/>
+      <w:r>
+        <w:t>last_viewed_at</w:t>
       </w:r>
       <w:proofErr w:type="spellEnd"/>
       <w:r>
@@ -5694,552 +5796,72 @@
         <w:t>-</w:t>
       </w:r>
       <w:r>
-        <w:t xml:space="preserve"> идентификатор владельца;</w:t>
-      </w:r>
-    </w:p>
-    <w:p>
-      <w:pPr>
-        <w:pStyle w:val="a0"/>
-      </w:pPr>
-      <w:proofErr w:type="spellStart"/>
-      <w:r>
-        <w:t>name</w:t>
+        <w:t xml:space="preserve"> дата последнего просмотра.</w:t>
+      </w:r>
+    </w:p>
+    <w:p>
+      <w:pPr>
+        <w:pStyle w:val="a0"/>
+      </w:pPr>
+      <w:r>
+        <w:t>Сессии</w:t>
+      </w:r>
+      <w:r>
+        <w:t xml:space="preserve"> (</w:t>
+      </w:r>
+      <w:r>
+        <w:rPr>
+          <w:lang w:val="en-US"/>
+        </w:rPr>
+        <w:t>Sessions</w:t>
+      </w:r>
+      <w:r>
+        <w:t xml:space="preserve">): служебная таблица </w:t>
+      </w:r>
+      <w:proofErr w:type="spellStart"/>
+      <w:r>
+        <w:t>Laravel</w:t>
       </w:r>
       <w:proofErr w:type="spellEnd"/>
       <w:r>
         <w:t xml:space="preserve"> </w:t>
       </w:r>
-      <w:r>
-        <w:t>-</w:t>
-      </w:r>
-      <w:r>
-        <w:t xml:space="preserve"> название проекта;</w:t>
-      </w:r>
-    </w:p>
-    <w:p>
-      <w:pPr>
-        <w:pStyle w:val="a0"/>
-      </w:pPr>
-      <w:proofErr w:type="spellStart"/>
-      <w:r>
-        <w:t>description</w:t>
+      <w:proofErr w:type="spellStart"/>
+      <w:r>
+        <w:t>Sanctum</w:t>
+      </w:r>
+      <w:proofErr w:type="spellEnd"/>
+      <w:r>
+        <w:t>, используемая для хранения токенов авторизации пользователей.</w:t>
+      </w:r>
+    </w:p>
+    <w:p>
+      <w:pPr>
+        <w:pStyle w:val="a0"/>
+      </w:pPr>
+      <w:r>
+        <w:t xml:space="preserve">Логические связи между таблицами обеспечивают целостность данных. Один пользователь может иметь много проектов. Один проект принадлежит одному пользователю. Один проект может иметь много участников. </w:t>
+      </w:r>
+      <w:r>
+        <w:lastRenderedPageBreak/>
+        <w:t>Участник проекта может быть зарегистрированным пользователем или гостем, открывшим публичную ссылку.</w:t>
+      </w:r>
+    </w:p>
+    <w:p>
+      <w:pPr>
+        <w:pStyle w:val="a0"/>
+      </w:pPr>
+      <w:r>
+        <w:t xml:space="preserve">Ведение информационной базы включает создание и обновление структуры через </w:t>
+      </w:r>
+      <w:proofErr w:type="spellStart"/>
+      <w:r>
+        <w:t>Laravel</w:t>
       </w:r>
       <w:proofErr w:type="spellEnd"/>
       <w:r>
         <w:t xml:space="preserve"> </w:t>
       </w:r>
-      <w:r>
-        <w:t>-</w:t>
-      </w:r>
-      <w:r>
-        <w:t xml:space="preserve"> описание;</w:t>
-      </w:r>
-    </w:p>
-    <w:p>
-      <w:pPr>
-        <w:pStyle w:val="a0"/>
-      </w:pPr>
-      <w:proofErr w:type="spellStart"/>
-      <w:r>
-        <w:t>dialect</w:t>
-      </w:r>
-      <w:proofErr w:type="spellEnd"/>
-      <w:r>
-        <w:t xml:space="preserve"> </w:t>
-      </w:r>
-      <w:r>
-        <w:t>-</w:t>
-      </w:r>
-      <w:r>
-        <w:t xml:space="preserve"> выбранный SQL-диалект;</w:t>
-      </w:r>
-    </w:p>
-    <w:p>
-      <w:pPr>
-        <w:pStyle w:val="a0"/>
-      </w:pPr>
-      <w:proofErr w:type="spellStart"/>
-      <w:r>
-        <w:t>schema</w:t>
-      </w:r>
-      <w:r>
-        <w:t>_code</w:t>
-      </w:r>
-      <w:proofErr w:type="spellEnd"/>
-      <w:r>
-        <w:t xml:space="preserve"> </w:t>
-      </w:r>
-      <w:r>
-        <w:t>-</w:t>
-      </w:r>
-      <w:r>
-        <w:t xml:space="preserve"> DBML-подобный код схемы;</w:t>
-      </w:r>
-    </w:p>
-    <w:p>
-      <w:pPr>
-        <w:pStyle w:val="a0"/>
-      </w:pPr>
-      <w:proofErr w:type="spellStart"/>
-      <w:r>
-        <w:t>schema_json</w:t>
-      </w:r>
-      <w:proofErr w:type="spellEnd"/>
-      <w:r>
-        <w:t xml:space="preserve"> </w:t>
-      </w:r>
-      <w:r>
-        <w:t>-</w:t>
-      </w:r>
-      <w:r>
-        <w:t xml:space="preserve"> JSON-представление таблиц и связей;</w:t>
-      </w:r>
-    </w:p>
-    <w:p>
-      <w:pPr>
-        <w:pStyle w:val="a0"/>
-      </w:pPr>
-      <w:proofErr w:type="spellStart"/>
-      <w:r>
-        <w:t>is_favorite</w:t>
-      </w:r>
-      <w:proofErr w:type="spellEnd"/>
-      <w:r>
-        <w:t xml:space="preserve"> </w:t>
-      </w:r>
-      <w:r>
-        <w:t>-</w:t>
-      </w:r>
-      <w:r>
-        <w:t xml:space="preserve"> признак избранного проекта;</w:t>
-      </w:r>
-    </w:p>
-    <w:p>
-      <w:pPr>
-        <w:pStyle w:val="a0"/>
-      </w:pPr>
-      <w:proofErr w:type="spellStart"/>
-      <w:r>
-        <w:t>last_opened_at</w:t>
-      </w:r>
-      <w:proofErr w:type="spellEnd"/>
-      <w:r>
-        <w:t xml:space="preserve"> </w:t>
-      </w:r>
-      <w:r>
-        <w:t>-</w:t>
-      </w:r>
-      <w:r>
-        <w:t xml:space="preserve"> дата последнего открытия;</w:t>
-      </w:r>
-    </w:p>
-    <w:p>
-      <w:pPr>
-        <w:pStyle w:val="a0"/>
-      </w:pPr>
-      <w:proofErr w:type="spellStart"/>
-      <w:r>
-        <w:t>deleted_at</w:t>
-      </w:r>
-      <w:proofErr w:type="spellEnd"/>
-      <w:r>
-        <w:t xml:space="preserve"> </w:t>
-      </w:r>
-      <w:r>
-        <w:t>-</w:t>
-      </w:r>
-      <w:r>
-        <w:t xml:space="preserve"> дата мягкого удаления.</w:t>
-      </w:r>
-    </w:p>
-    <w:p>
-      <w:pPr>
-        <w:pStyle w:val="a0"/>
-      </w:pPr>
-      <w:r>
-        <w:t>Настройки общего доступа проекта включают</w:t>
-      </w:r>
-    </w:p>
-    <w:p>
-      <w:pPr>
-        <w:pStyle w:val="a0"/>
-      </w:pPr>
-      <w:proofErr w:type="spellStart"/>
-      <w:r>
-        <w:t>share_acce</w:t>
-      </w:r>
-      <w:r>
-        <w:t>ss</w:t>
-      </w:r>
-      <w:proofErr w:type="spellEnd"/>
-      <w:r>
-        <w:t xml:space="preserve"> </w:t>
-      </w:r>
-      <w:r>
-        <w:t>-</w:t>
-      </w:r>
-      <w:r>
-        <w:t xml:space="preserve"> режим доступа,</w:t>
-      </w:r>
-    </w:p>
-    <w:p>
-      <w:pPr>
-        <w:pStyle w:val="a0"/>
-        <w:rPr>
-          <w:lang w:val="en-US"/>
-        </w:rPr>
-      </w:pPr>
-      <w:proofErr w:type="spellStart"/>
-      <w:r>
-        <w:rPr>
-          <w:lang w:val="en-US"/>
-        </w:rPr>
-        <w:t>share_permission</w:t>
-      </w:r>
-      <w:proofErr w:type="spellEnd"/>
-      <w:r>
-        <w:rPr>
-          <w:lang w:val="en-US"/>
-        </w:rPr>
-        <w:t xml:space="preserve"> </w:t>
-      </w:r>
-      <w:r>
-        <w:rPr>
-          <w:lang w:val="en-US"/>
-        </w:rPr>
-        <w:t>-</w:t>
-      </w:r>
-      <w:r>
-        <w:rPr>
-          <w:lang w:val="en-US"/>
-        </w:rPr>
-        <w:t xml:space="preserve"> </w:t>
-      </w:r>
-      <w:r>
-        <w:t>право</w:t>
-      </w:r>
-      <w:r>
-        <w:rPr>
-          <w:lang w:val="en-US"/>
-        </w:rPr>
-        <w:t xml:space="preserve"> </w:t>
-      </w:r>
-      <w:r>
-        <w:t>по</w:t>
-      </w:r>
-      <w:r>
-        <w:rPr>
-          <w:lang w:val="en-US"/>
-        </w:rPr>
-        <w:t xml:space="preserve"> </w:t>
-      </w:r>
-      <w:r>
-        <w:t>ссылке</w:t>
-      </w:r>
-      <w:r>
-        <w:rPr>
-          <w:lang w:val="en-US"/>
-        </w:rPr>
-        <w:t>,</w:t>
-      </w:r>
-    </w:p>
-    <w:p>
-      <w:pPr>
-        <w:pStyle w:val="a0"/>
-      </w:pPr>
-      <w:proofErr w:type="spellStart"/>
-      <w:r>
-        <w:t>share_token</w:t>
-      </w:r>
-      <w:proofErr w:type="spellEnd"/>
-      <w:r>
-        <w:t xml:space="preserve"> </w:t>
-      </w:r>
-      <w:r>
-        <w:t>-</w:t>
-      </w:r>
-      <w:r>
-        <w:t xml:space="preserve"> токен публичной ссылки,</w:t>
-      </w:r>
-    </w:p>
-    <w:p>
-      <w:pPr>
-        <w:pStyle w:val="a0"/>
-      </w:pPr>
-      <w:proofErr w:type="spellStart"/>
-      <w:r>
-        <w:t>share_password_hash</w:t>
-      </w:r>
-      <w:proofErr w:type="spellEnd"/>
-      <w:r>
-        <w:t xml:space="preserve"> </w:t>
-      </w:r>
-      <w:r>
-        <w:t>-</w:t>
-      </w:r>
-      <w:r>
-        <w:t xml:space="preserve"> </w:t>
-      </w:r>
-      <w:proofErr w:type="spellStart"/>
-      <w:r>
-        <w:t>хеш</w:t>
-      </w:r>
-      <w:proofErr w:type="spellEnd"/>
-      <w:r>
-        <w:t xml:space="preserve"> пароля для защищенной ссылки,</w:t>
-      </w:r>
-    </w:p>
-    <w:p>
-      <w:pPr>
-        <w:pStyle w:val="a0"/>
-      </w:pPr>
-      <w:proofErr w:type="spellStart"/>
-      <w:r>
-        <w:t>shared_at</w:t>
-      </w:r>
-      <w:proofErr w:type="spellEnd"/>
-      <w:r>
-        <w:t xml:space="preserve"> </w:t>
-      </w:r>
-      <w:r>
-        <w:t>-</w:t>
-      </w:r>
-      <w:r>
-        <w:t xml:space="preserve"> дата включения общего доступа.</w:t>
-      </w:r>
-    </w:p>
-    <w:p>
-      <w:pPr>
-        <w:pStyle w:val="a0"/>
-      </w:pPr>
-      <w:r>
-        <w:t>Участник проекта (</w:t>
-      </w:r>
-      <w:proofErr w:type="spellStart"/>
-      <w:r>
-        <w:t>ProjectViewer</w:t>
-      </w:r>
-      <w:proofErr w:type="spellEnd"/>
-      <w:r>
-        <w:t>):</w:t>
-      </w:r>
-    </w:p>
-    <w:p>
-      <w:pPr>
-        <w:pStyle w:val="a0"/>
-      </w:pPr>
-      <w:proofErr w:type="spellStart"/>
-      <w:r>
-        <w:t>id</w:t>
-      </w:r>
-      <w:proofErr w:type="spellEnd"/>
-      <w:r>
-        <w:t xml:space="preserve"> </w:t>
-      </w:r>
-      <w:r>
-        <w:t>-</w:t>
-      </w:r>
-      <w:r>
-        <w:t xml:space="preserve"> уникальный </w:t>
-      </w:r>
-      <w:r>
-        <w:t>идентификатор записи;</w:t>
-      </w:r>
-    </w:p>
-    <w:p>
-      <w:pPr>
-        <w:pStyle w:val="a0"/>
-      </w:pPr>
-      <w:proofErr w:type="spellStart"/>
-      <w:r>
-        <w:t>project_id</w:t>
-      </w:r>
-      <w:proofErr w:type="spellEnd"/>
-      <w:r>
-        <w:t xml:space="preserve"> </w:t>
-      </w:r>
-      <w:r>
-        <w:t>-</w:t>
-      </w:r>
-      <w:r>
-        <w:t xml:space="preserve"> идентификатор проекта;</w:t>
-      </w:r>
-    </w:p>
-    <w:p>
-      <w:pPr>
-        <w:pStyle w:val="a0"/>
-      </w:pPr>
-      <w:proofErr w:type="spellStart"/>
-      <w:r>
-        <w:t>user_id</w:t>
-      </w:r>
-      <w:proofErr w:type="spellEnd"/>
-      <w:r>
-        <w:t xml:space="preserve"> </w:t>
-      </w:r>
-      <w:r>
-        <w:t>-</w:t>
-      </w:r>
-      <w:r>
-        <w:t xml:space="preserve"> идентификатор зарегистрированного пользователя;</w:t>
-      </w:r>
-    </w:p>
-    <w:p>
-      <w:pPr>
-        <w:pStyle w:val="a0"/>
-      </w:pPr>
-      <w:proofErr w:type="spellStart"/>
-      <w:r>
-        <w:t>viewer_key</w:t>
-      </w:r>
-      <w:proofErr w:type="spellEnd"/>
-      <w:r>
-        <w:t xml:space="preserve"> </w:t>
-      </w:r>
-      <w:r>
-        <w:t>-</w:t>
-      </w:r>
-      <w:r>
-        <w:t xml:space="preserve"> ключ гостевого просмотра;</w:t>
-      </w:r>
-    </w:p>
-    <w:p>
-      <w:pPr>
-        <w:pStyle w:val="a0"/>
-      </w:pPr>
-      <w:proofErr w:type="spellStart"/>
-      <w:r>
-        <w:t>name</w:t>
-      </w:r>
-      <w:proofErr w:type="spellEnd"/>
-      <w:r>
-        <w:t xml:space="preserve"> и </w:t>
-      </w:r>
-      <w:proofErr w:type="spellStart"/>
-      <w:r>
-        <w:t>email</w:t>
-      </w:r>
-      <w:proofErr w:type="spellEnd"/>
-      <w:r>
-        <w:t xml:space="preserve"> </w:t>
-      </w:r>
-      <w:r>
-        <w:t>-</w:t>
-      </w:r>
-      <w:r>
-        <w:t xml:space="preserve"> данные участника;</w:t>
-      </w:r>
-    </w:p>
-    <w:p>
-      <w:pPr>
-        <w:pStyle w:val="a0"/>
-      </w:pPr>
-      <w:proofErr w:type="spellStart"/>
-      <w:r>
-        <w:t>permission</w:t>
-      </w:r>
-      <w:proofErr w:type="spellEnd"/>
-      <w:r>
-        <w:t xml:space="preserve"> </w:t>
-      </w:r>
-      <w:r>
-        <w:t>-</w:t>
-      </w:r>
-      <w:r>
-        <w:t xml:space="preserve"> право участника на просмотр или редактирование;</w:t>
-      </w:r>
-    </w:p>
-    <w:p>
-      <w:pPr>
-        <w:pStyle w:val="a0"/>
-      </w:pPr>
-      <w:proofErr w:type="spellStart"/>
-      <w:r>
-        <w:t>last_vi</w:t>
-      </w:r>
-      <w:r>
-        <w:t>ewed_at</w:t>
-      </w:r>
-      <w:proofErr w:type="spellEnd"/>
-      <w:r>
-        <w:t xml:space="preserve"> </w:t>
-      </w:r>
-      <w:r>
-        <w:t>-</w:t>
-      </w:r>
-      <w:r>
-        <w:t xml:space="preserve"> дата последнего просмотра.</w:t>
-      </w:r>
-    </w:p>
-    <w:p>
-      <w:pPr>
-        <w:pStyle w:val="a0"/>
-      </w:pPr>
-      <w:r>
-        <w:t>Сессии</w:t>
-      </w:r>
-      <w:r>
-        <w:t xml:space="preserve"> (</w:t>
-      </w:r>
-      <w:r>
-        <w:rPr>
-          <w:lang w:val="en-US"/>
-        </w:rPr>
-        <w:t>Sessions</w:t>
-      </w:r>
-      <w:r>
-        <w:t xml:space="preserve">): служебная таблица </w:t>
-      </w:r>
-      <w:proofErr w:type="spellStart"/>
-      <w:r>
-        <w:t>Laravel</w:t>
-      </w:r>
-      <w:proofErr w:type="spellEnd"/>
-      <w:r>
-        <w:t xml:space="preserve"> </w:t>
-      </w:r>
-      <w:proofErr w:type="spellStart"/>
-      <w:r>
-        <w:t>Sanctum</w:t>
-      </w:r>
-      <w:proofErr w:type="spellEnd"/>
-      <w:r>
-        <w:t>, используемая для хранения токенов авторизации пользователей.</w:t>
-      </w:r>
-    </w:p>
-    <w:p>
-      <w:pPr>
-        <w:pStyle w:val="a0"/>
-      </w:pPr>
-      <w:r>
-        <w:t>Логические связи между таблицами обеспечивают целостность данных. Один пользователь мо</w:t>
-      </w:r>
-      <w:r>
-        <w:t xml:space="preserve">жет иметь много проектов. Один проект принадлежит </w:t>
-      </w:r>
-      <w:r>
-        <w:lastRenderedPageBreak/>
-        <w:t>одному пользователю. Один проект может иметь много участников. Участник проекта может быть зарегистрированным пользователем или гостем, открывшим публичную ссылку.</w:t>
-      </w:r>
-    </w:p>
-    <w:p>
-      <w:pPr>
-        <w:pStyle w:val="a0"/>
-      </w:pPr>
-      <w:r>
-        <w:t>Ведение информационной базы включает созда</w:t>
-      </w:r>
-      <w:r>
-        <w:t xml:space="preserve">ние и обновление структуры через </w:t>
-      </w:r>
-      <w:proofErr w:type="spellStart"/>
-      <w:r>
-        <w:t>Laravel</w:t>
-      </w:r>
-      <w:proofErr w:type="spellEnd"/>
-      <w:r>
-        <w:t xml:space="preserve"> </w:t>
-      </w:r>
       <w:proofErr w:type="spellStart"/>
       <w:r>
         <w:t>migrations</w:t>
@@ -6262,10 +5884,7 @@
         <w:pStyle w:val="a0"/>
       </w:pPr>
       <w:r>
-        <w:t>Средства защиты базы данных включают хеширование паролей, проверку владельца проекта, проверку пр</w:t>
-      </w:r>
-      <w:r>
-        <w:t xml:space="preserve">ав участника, использование токенов авторизации и запрет прямого доступа </w:t>
+        <w:t xml:space="preserve">Средства защиты базы данных включают хеширование паролей, проверку владельца проекта, проверку прав участника, использование токенов авторизации и запрет прямого доступа </w:t>
       </w:r>
       <w:proofErr w:type="spellStart"/>
       <w:r>
@@ -6322,10 +5941,7 @@
         <w:pStyle w:val="a0"/>
       </w:pPr>
       <w:r>
-        <w:t>Для серверной ч</w:t>
-      </w:r>
-      <w:r>
-        <w:t>асти:</w:t>
+        <w:t>Для серверной части:</w:t>
       </w:r>
     </w:p>
     <w:p>
@@ -6455,10 +6071,7 @@
         <w:t>-</w:t>
       </w:r>
       <w:r>
-        <w:t xml:space="preserve"> реляцио</w:t>
-      </w:r>
-      <w:r>
-        <w:t xml:space="preserve">нная СУБД, подключаемая через файл </w:t>
+        <w:t xml:space="preserve"> реляционная СУБД, подключаемая через файл </w:t>
       </w:r>
       <w:proofErr w:type="gramStart"/>
       <w:r>
@@ -6587,10 +6200,7 @@
       </w:r>
       <w:proofErr w:type="spellEnd"/>
       <w:r>
-        <w:t xml:space="preserve"> дл</w:t>
-      </w:r>
-      <w:r>
-        <w:t xml:space="preserve">я отображения визуального </w:t>
+        <w:t xml:space="preserve"> для отображения визуального </w:t>
       </w:r>
       <w:proofErr w:type="spellStart"/>
       <w:r>
@@ -6720,21 +6330,15 @@
         <w:pStyle w:val="a0"/>
       </w:pPr>
       <w:r>
-        <w:t>Специальное программное обеспечение включает модуль генераци</w:t>
-      </w:r>
-      <w:r>
-        <w:t>и SQL, DBML-парсер, сервис стартовой схемы проекта, сервис AI-помощника и набор API-контроллеров для работы с пользователями, проектами и доступом по ссылке.</w:t>
-      </w:r>
-    </w:p>
-    <w:p>
-      <w:pPr>
-        <w:pStyle w:val="a0"/>
-      </w:pPr>
-      <w:r>
-        <w:t>Взаимодействие компонентов организовано следующим обр</w:t>
-      </w:r>
-      <w:r>
-        <w:t xml:space="preserve">азом: пользователь работает с </w:t>
+        <w:t>Специальное программное обеспечение включает модуль генерации SQL, DBML-парсер, сервис стартовой схемы проекта, сервис AI-помощника и набор API-контроллеров для работы с пользователями, проектами и доступом по ссылке.</w:t>
+      </w:r>
+    </w:p>
+    <w:p>
+      <w:pPr>
+        <w:pStyle w:val="a0"/>
+      </w:pPr>
+      <w:r>
+        <w:t xml:space="preserve">Взаимодействие компонентов организовано следующим образом: пользователь работает с </w:t>
       </w:r>
       <w:proofErr w:type="spellStart"/>
       <w:r>
@@ -6766,10 +6370,7 @@
       </w:r>
       <w:proofErr w:type="spellEnd"/>
       <w:r>
-        <w:t xml:space="preserve"> выполняет проверку токена, валидацию данных, бизнес-логику и операции с базой данных; результат возвращается в формате JSON и отображается в интерфейсе</w:t>
-      </w:r>
-      <w:r>
-        <w:t>.</w:t>
+        <w:t xml:space="preserve"> выполняет проверку токена, валидацию данных, бизнес-логику и операции с базой данных; результат возвращается в формате JSON и отображается в интерфейсе.</w:t>
       </w:r>
     </w:p>
     <w:p>
@@ -6810,21 +6411,15 @@
       </w:r>
       <w:proofErr w:type="spellEnd"/>
       <w:r>
-        <w:t>-приложение. Для маршрутизации между страницами используются страницы главного экрана, авторизации, регистрации, списка прое</w:t>
-      </w:r>
-      <w:r>
-        <w:t>ктов, редактора, документации и открытия проекта по ссылке.</w:t>
-      </w:r>
-    </w:p>
-    <w:p>
-      <w:pPr>
-        <w:pStyle w:val="a0"/>
-      </w:pPr>
-      <w:r>
-        <w:t xml:space="preserve">Визуальный редактор основан на представлении схемы в виде набора узлов и ребер. Узел соответствует таблице базы данных, а ребро соответствует связи между полями таблиц. При изменении </w:t>
-      </w:r>
-      <w:r>
-        <w:t>визуального представления обновляется JSON-структура схемы.</w:t>
+        <w:t>-приложение. Для маршрутизации между страницами используются страницы главного экрана, авторизации, регистрации, списка проектов, редактора, документации и открытия проекта по ссылке.</w:t>
+      </w:r>
+    </w:p>
+    <w:p>
+      <w:pPr>
+        <w:pStyle w:val="a0"/>
+      </w:pPr>
+      <w:r>
+        <w:t>Визуальный редактор основан на представлении схемы в виде набора узлов и ребер. Узел соответствует таблице базы данных, а ребро соответствует связи между полями таблиц. При изменении визуального представления обновляется JSON-структура схемы.</w:t>
       </w:r>
     </w:p>
     <w:p>
@@ -6841,10 +6436,7 @@
       </w:r>
       <w:proofErr w:type="spellEnd"/>
       <w:r>
-        <w:t xml:space="preserve"> текста и обновление визуального</w:t>
-      </w:r>
-      <w:r>
-        <w:t xml:space="preserve"> </w:t>
+        <w:t xml:space="preserve"> текста и обновление визуального </w:t>
       </w:r>
       <w:proofErr w:type="spellStart"/>
       <w:r>
@@ -6884,10 +6476,7 @@
         <w:pStyle w:val="a0"/>
       </w:pPr>
       <w:r>
-        <w:t xml:space="preserve">Алгоритм генерации SQL использует внутреннее JSON-представление схемы. Для каждой таблицы формируется CREATE TABLE, затем добавляются первичные ключи, внешние </w:t>
-      </w:r>
-      <w:r>
-        <w:t>ключи и индексы. В зависимости от выбранного SQL-диалекта выполняется адаптация типов данных и правил экранирования идентификаторов.</w:t>
+        <w:t>Алгоритм генерации SQL использует внутреннее JSON-представление схемы. Для каждой таблицы формируется CREATE TABLE, затем добавляются первичные ключи, внешние ключи и индексы. В зависимости от выбранного SQL-диалекта выполняется адаптация типов данных и правил экранирования идентификаторов.</w:t>
       </w:r>
     </w:p>
     <w:p>
@@ -6903,10 +6492,7 @@
       </w:r>
       <w:proofErr w:type="spellEnd"/>
       <w:r>
-        <w:t xml:space="preserve"> API. При создании проекта, если пользователь не передал собственную схем</w:t>
-      </w:r>
-      <w:r>
-        <w:t xml:space="preserve">у, </w:t>
+        <w:t xml:space="preserve"> API. При создании проекта, если пользователь не передал собственную схему, </w:t>
       </w:r>
       <w:proofErr w:type="spellStart"/>
       <w:r>
@@ -6954,21 +6540,15 @@
         <w:pStyle w:val="a0"/>
       </w:pPr>
       <w:r>
-        <w:t>Механизм совместной работы реализуется через публичный токен проекта. Владелец может сделать проект доступ</w:t>
-      </w:r>
-      <w:r>
-        <w:t>ным по ссылке, добавить пароль и выбрать право доступа. При открытии ссылки зарегистрированный пользователь добавляется в список участников проекта. Владелец может изменять персональное право участника на просмотр или редактирование.</w:t>
-      </w:r>
-    </w:p>
-    <w:p>
-      <w:pPr>
-        <w:pStyle w:val="a0"/>
-      </w:pPr>
-      <w:r>
-        <w:t>AI-помощник реализуетс</w:t>
-      </w:r>
-      <w:r>
-        <w:t xml:space="preserve">я как отдельный </w:t>
+        <w:t>Механизм совместной работы реализуется через публичный токен проекта. Владелец может сделать проект доступным по ссылке, добавить пароль и выбрать право доступа. При открытии ссылки зарегистрированный пользователь добавляется в список участников проекта. Владелец может изменять персональное право участника на просмотр или редактирование.</w:t>
+      </w:r>
+    </w:p>
+    <w:p>
+      <w:pPr>
+        <w:pStyle w:val="a0"/>
+      </w:pPr>
+      <w:r>
+        <w:t xml:space="preserve">AI-помощник реализуется как отдельный </w:t>
       </w:r>
       <w:proofErr w:type="spellStart"/>
       <w:r>
@@ -6980,10 +6560,7 @@
       </w:r>
       <w:r>
         <w:lastRenderedPageBreak/>
-        <w:t>может содержать комментарий и полную новую версию кода схемы, которую пользователь может пр</w:t>
-      </w:r>
-      <w:r>
-        <w:t>именить в редакторе.</w:t>
+        <w:t>может содержать комментарий и полную новую версию кода схемы, которую пользователь может применить в редакторе.</w:t>
       </w:r>
     </w:p>
     <w:p>
@@ -7015,391 +6592,346 @@
           <w:b w:val="0"/>
           <w:bCs/>
         </w:rPr>
-        <w:t>1.5. Планирование тестирования програ</w:t>
-      </w:r>
-      <w:r>
+        <w:t>1.5. Планирование тестирования программного продукта</w:t>
+      </w:r>
+      <w:bookmarkEnd w:id="16"/>
+    </w:p>
+    <w:p>
+      <w:pPr>
+        <w:pStyle w:val="a0"/>
+      </w:pPr>
+      <w:r>
+        <w:t>Планирование тестирования разрабатываемого программного продукта необходимо для подтверждения корректности реализации функциональности, устойчивости работы системы и соответствия качества приложения предъявленным требованиям.</w:t>
+      </w:r>
+    </w:p>
+    <w:p>
+      <w:pPr>
+        <w:pStyle w:val="a0"/>
+      </w:pPr>
+      <w:r>
+        <w:t xml:space="preserve">Верификация программного продукта должна выполняться на трех уровнях: модульном, интеграционном и системном. Кроме того, для </w:t>
+      </w:r>
+      <w:proofErr w:type="spellStart"/>
+      <w:r>
+        <w:t>web</w:t>
+      </w:r>
+      <w:proofErr w:type="spellEnd"/>
+      <w:r>
+        <w:t>-интерфейса необходимо проводить ручную проверку пользовательских сценариев и визуального отображения в светлой и темной теме.</w:t>
+      </w:r>
+    </w:p>
+    <w:p>
+      <w:pPr>
+        <w:pStyle w:val="3"/>
         <w:rPr>
           <w:b w:val="0"/>
           <w:bCs/>
         </w:rPr>
-        <w:t>ммного продукта</w:t>
-      </w:r>
-      <w:bookmarkEnd w:id="16"/>
-    </w:p>
-    <w:p>
-      <w:pPr>
-        <w:pStyle w:val="a0"/>
-      </w:pPr>
-      <w:r>
-        <w:t>Планирование тестирования разрабатываемого программного продукта необходимо для подтверждения корректности реализации функциональности, устойчивости работы системы и соответствия качества приложения предъявленным требованиям.</w:t>
-      </w:r>
-    </w:p>
-    <w:p>
-      <w:pPr>
-        <w:pStyle w:val="a0"/>
-      </w:pPr>
-      <w:r>
-        <w:t>Верификация пр</w:t>
-      </w:r>
-      <w:r>
-        <w:t xml:space="preserve">ограммного продукта должна выполняться на трех уровнях: модульном, интеграционном и системном. Кроме того, для </w:t>
-      </w:r>
-      <w:proofErr w:type="spellStart"/>
-      <w:r>
-        <w:t>web</w:t>
-      </w:r>
-      <w:proofErr w:type="spellEnd"/>
-      <w:r>
-        <w:t>-интерфейса необходимо проводить ручную проверку пользовательских сценариев и визуального отображения в светлой и темной теме.</w:t>
-      </w:r>
-    </w:p>
-    <w:p>
-      <w:pPr>
-        <w:pStyle w:val="3"/>
+      </w:pPr>
+      <w:bookmarkStart w:id="17" w:name="_Toc229764796"/>
+      <w:r>
         <w:rPr>
           <w:b w:val="0"/>
           <w:bCs/>
         </w:rPr>
-      </w:pPr>
-      <w:bookmarkStart w:id="17" w:name="_Toc229764796"/>
+        <w:tab/>
+      </w:r>
       <w:r>
         <w:rPr>
           <w:b w:val="0"/>
           <w:bCs/>
         </w:rPr>
-        <w:tab/>
-      </w:r>
-      <w:r>
+        <w:t>1.5.1. Модульное тестирование</w:t>
+      </w:r>
+      <w:bookmarkEnd w:id="17"/>
+    </w:p>
+    <w:p>
+      <w:pPr>
+        <w:pStyle w:val="a0"/>
+      </w:pPr>
+      <w:r>
+        <w:t>Модульное тестирование проводится для проверки отдельных компонентов системы в изоляции.</w:t>
+      </w:r>
+    </w:p>
+    <w:p>
+      <w:pPr>
+        <w:pStyle w:val="a0"/>
+      </w:pPr>
+      <w:r>
+        <w:t>Объектами модульного тестирования являются:</w:t>
+      </w:r>
+    </w:p>
+    <w:p>
+      <w:pPr>
+        <w:pStyle w:val="a0"/>
+      </w:pPr>
+      <w:r>
+        <w:t>-</w:t>
+      </w:r>
+      <w:r>
+        <w:t xml:space="preserve"> функции авторизации и регистрации пользователя;</w:t>
+      </w:r>
+    </w:p>
+    <w:p>
+      <w:pPr>
+        <w:pStyle w:val="a0"/>
+      </w:pPr>
+      <w:r>
+        <w:t>-</w:t>
+      </w:r>
+      <w:r>
+        <w:t xml:space="preserve"> </w:t>
+      </w:r>
+      <w:proofErr w:type="spellStart"/>
+      <w:r>
+        <w:t>backend</w:t>
+      </w:r>
+      <w:proofErr w:type="spellEnd"/>
+      <w:r>
+        <w:t>-валидация данных пользователя и проекта;</w:t>
+      </w:r>
+    </w:p>
+    <w:p>
+      <w:pPr>
+        <w:pStyle w:val="a0"/>
+      </w:pPr>
+      <w:r>
+        <w:t>-</w:t>
+      </w:r>
+      <w:r>
+        <w:t xml:space="preserve"> сервис формирования стартовой схемы;</w:t>
+      </w:r>
+    </w:p>
+    <w:p>
+      <w:pPr>
+        <w:pStyle w:val="a0"/>
+      </w:pPr>
+      <w:r>
+        <w:t>-</w:t>
+      </w:r>
+      <w:r>
+        <w:t xml:space="preserve"> DBML-парсер;</w:t>
+      </w:r>
+    </w:p>
+    <w:p>
+      <w:pPr>
+        <w:pStyle w:val="a0"/>
+      </w:pPr>
+      <w:r>
+        <w:t>-</w:t>
+      </w:r>
+      <w:r>
+        <w:t xml:space="preserve"> генератор SQL для разных диалектов;</w:t>
+      </w:r>
+    </w:p>
+    <w:p>
+      <w:pPr>
+        <w:pStyle w:val="a0"/>
+      </w:pPr>
+      <w:r>
+        <w:t>-</w:t>
+      </w:r>
+      <w:r>
+        <w:t xml:space="preserve"> функции подсчета количества таблиц и связей;</w:t>
+      </w:r>
+    </w:p>
+    <w:p>
+      <w:pPr>
+        <w:pStyle w:val="a0"/>
+      </w:pPr>
+      <w:r>
+        <w:t>-</w:t>
+      </w:r>
+      <w:r>
+        <w:t xml:space="preserve"> механизмы проверки прав доступа к проекту;</w:t>
+      </w:r>
+    </w:p>
+    <w:p>
+      <w:pPr>
+        <w:pStyle w:val="a0"/>
+      </w:pPr>
+      <w:r>
+        <w:t>-</w:t>
+      </w:r>
+      <w:r>
+        <w:t xml:space="preserve"> функции управления участниками командного проекта;</w:t>
+      </w:r>
+    </w:p>
+    <w:p>
+      <w:pPr>
+        <w:pStyle w:val="a0"/>
+      </w:pPr>
+      <w:r>
+        <w:t>-</w:t>
+      </w:r>
+      <w:r>
+        <w:t xml:space="preserve"> обработка ошибок AI-помощника.</w:t>
+      </w:r>
+    </w:p>
+    <w:p>
+      <w:pPr>
+        <w:pStyle w:val="a0"/>
+      </w:pPr>
+      <w:r>
+        <w:lastRenderedPageBreak/>
+        <w:t xml:space="preserve">Цель модульного тестирования </w:t>
+      </w:r>
+      <w:r>
+        <w:t>-</w:t>
+      </w:r>
+      <w:r>
+        <w:t xml:space="preserve"> подтвердить, что каждый программный модуль корректно выполняет заложенную в него логику и корректно обрабатывает ошибочные входные данные.</w:t>
+      </w:r>
+    </w:p>
+    <w:p>
+      <w:pPr>
+        <w:pStyle w:val="3"/>
         <w:rPr>
           <w:b w:val="0"/>
           <w:bCs/>
         </w:rPr>
-        <w:t>1.5.1. Модульно</w:t>
-      </w:r>
+      </w:pPr>
+      <w:bookmarkStart w:id="18" w:name="_Toc229764797"/>
       <w:r>
         <w:rPr>
           <w:b w:val="0"/>
           <w:bCs/>
         </w:rPr>
-        <w:t>е тестирование</w:t>
-      </w:r>
-      <w:bookmarkEnd w:id="17"/>
-    </w:p>
-    <w:p>
-      <w:pPr>
-        <w:pStyle w:val="a0"/>
-      </w:pPr>
-      <w:r>
-        <w:t>Модульное тестирование проводится для проверки отдельных компонентов системы в изоляции.</w:t>
-      </w:r>
-    </w:p>
-    <w:p>
-      <w:pPr>
-        <w:pStyle w:val="a0"/>
-      </w:pPr>
-      <w:r>
-        <w:t>Объектами модульного тестирования являются:</w:t>
-      </w:r>
-    </w:p>
-    <w:p>
-      <w:pPr>
-        <w:pStyle w:val="a0"/>
-      </w:pPr>
-      <w:r>
-        <w:t>-</w:t>
-      </w:r>
-      <w:r>
-        <w:t xml:space="preserve"> функции авторизации и регистрации пользователя;</w:t>
-      </w:r>
-    </w:p>
-    <w:p>
-      <w:pPr>
-        <w:pStyle w:val="a0"/>
-      </w:pPr>
-      <w:r>
-        <w:t>-</w:t>
-      </w:r>
-      <w:r>
-        <w:t xml:space="preserve"> </w:t>
-      </w:r>
-      <w:proofErr w:type="spellStart"/>
-      <w:r>
-        <w:t>backend</w:t>
-      </w:r>
-      <w:proofErr w:type="spellEnd"/>
-      <w:r>
-        <w:t>-валидация данных пользователя и проекта;</w:t>
-      </w:r>
-    </w:p>
-    <w:p>
-      <w:pPr>
-        <w:pStyle w:val="a0"/>
-      </w:pPr>
-      <w:r>
-        <w:t>-</w:t>
-      </w:r>
-      <w:r>
-        <w:t xml:space="preserve"> серви</w:t>
-      </w:r>
-      <w:r>
-        <w:t>с формирования стартовой схемы;</w:t>
-      </w:r>
-    </w:p>
-    <w:p>
-      <w:pPr>
-        <w:pStyle w:val="a0"/>
-      </w:pPr>
-      <w:r>
-        <w:t>-</w:t>
-      </w:r>
-      <w:r>
-        <w:t xml:space="preserve"> DBML-парсер;</w:t>
-      </w:r>
-    </w:p>
-    <w:p>
-      <w:pPr>
-        <w:pStyle w:val="a0"/>
-      </w:pPr>
-      <w:r>
-        <w:t>-</w:t>
-      </w:r>
-      <w:r>
-        <w:t xml:space="preserve"> генератор SQL для разных диалектов;</w:t>
-      </w:r>
-    </w:p>
-    <w:p>
-      <w:pPr>
-        <w:pStyle w:val="a0"/>
-      </w:pPr>
-      <w:r>
-        <w:t>-</w:t>
-      </w:r>
-      <w:r>
-        <w:t xml:space="preserve"> функции подсчета количества таблиц и связей;</w:t>
-      </w:r>
-    </w:p>
-    <w:p>
-      <w:pPr>
-        <w:pStyle w:val="a0"/>
-      </w:pPr>
-      <w:r>
-        <w:t>-</w:t>
-      </w:r>
-      <w:r>
-        <w:t xml:space="preserve"> механизмы проверки прав доступа к проекту;</w:t>
-      </w:r>
-    </w:p>
-    <w:p>
-      <w:pPr>
-        <w:pStyle w:val="a0"/>
-      </w:pPr>
-      <w:r>
-        <w:t>-</w:t>
-      </w:r>
-      <w:r>
-        <w:t xml:space="preserve"> функции управления участниками командного проекта;</w:t>
-      </w:r>
-    </w:p>
-    <w:p>
-      <w:pPr>
-        <w:pStyle w:val="a0"/>
-      </w:pPr>
-      <w:r>
-        <w:t>-</w:t>
-      </w:r>
-      <w:r>
-        <w:t xml:space="preserve"> обработка ошибок AI-помо</w:t>
-      </w:r>
-      <w:r>
-        <w:t>щника.</w:t>
-      </w:r>
-    </w:p>
-    <w:p>
-      <w:pPr>
-        <w:pStyle w:val="a0"/>
-      </w:pPr>
-      <w:r>
-        <w:lastRenderedPageBreak/>
-        <w:t xml:space="preserve">Цель модульного тестирования </w:t>
-      </w:r>
-      <w:r>
-        <w:t>-</w:t>
-      </w:r>
-      <w:r>
-        <w:t xml:space="preserve"> подтвердить, что каждый программный модуль корректно выполняет заложенную в него логику и корректно обрабатывает ошибочные входные данные.</w:t>
-      </w:r>
-    </w:p>
-    <w:p>
-      <w:pPr>
-        <w:pStyle w:val="3"/>
+        <w:tab/>
+      </w:r>
+      <w:r>
         <w:rPr>
           <w:b w:val="0"/>
           <w:bCs/>
         </w:rPr>
-      </w:pPr>
-      <w:bookmarkStart w:id="18" w:name="_Toc229764797"/>
-      <w:r>
+        <w:t>1.5.2. Показатели качества и требуемые значения атрибутов качества</w:t>
+      </w:r>
+      <w:bookmarkEnd w:id="18"/>
+    </w:p>
+    <w:p>
+      <w:pPr>
+        <w:pStyle w:val="a0"/>
+      </w:pPr>
+      <w:r>
+        <w:t>Для оценки качества программного продукта целесообразно использовать следующие показатели.</w:t>
+      </w:r>
+    </w:p>
+    <w:p>
+      <w:pPr>
+        <w:pStyle w:val="a0"/>
+      </w:pPr>
+      <w:r>
+        <w:t>Функциональная пригодность: все обязательные функции должны быть реализованы; доля успешно выполненных критических пользовательских сценариев должна составлять 100%; доля успешно выполненных некритических сценариев должна быть не менее 95%.</w:t>
+      </w:r>
+    </w:p>
+    <w:p>
+      <w:pPr>
+        <w:pStyle w:val="a0"/>
+      </w:pPr>
+      <w:r>
+        <w:t>Производительность: время отклика интерфейса при типовых действиях должно быть не более 2 секунд; сохранение проекта через API должно выполняться за приемлемое для пользователя время; открытие списка проектов не должно приводить к заметной задержке интерфейса.</w:t>
+      </w:r>
+    </w:p>
+    <w:p>
+      <w:pPr>
+        <w:pStyle w:val="a0"/>
+      </w:pPr>
+      <w:r>
+        <w:t xml:space="preserve">Надежность: приложение не должно терять сохраненные данные при штатной эксплуатации; </w:t>
+      </w:r>
+      <w:proofErr w:type="spellStart"/>
+      <w:r>
+        <w:t>backend</w:t>
+      </w:r>
+      <w:proofErr w:type="spellEnd"/>
+      <w:r>
+        <w:t xml:space="preserve"> должен корректно возвращать ошибки в формате JSON; пользователь не должен получать доступ к чужим проектам без разрешения.</w:t>
+      </w:r>
+    </w:p>
+    <w:p>
+      <w:pPr>
+        <w:pStyle w:val="a0"/>
+      </w:pPr>
+      <w:r>
+        <w:t>Удобство использования: пользователь должен выполнять основные сценарии без специальной подготовки; интерфейс должен иметь понятную навигацию; элементы управления таблицами, индексами, связями, экспортом и доступом должны быть доступны из логичных частей интерфейса.</w:t>
+      </w:r>
+    </w:p>
+    <w:p>
+      <w:pPr>
+        <w:pStyle w:val="a0"/>
+      </w:pPr>
+      <w:proofErr w:type="spellStart"/>
+      <w:r>
+        <w:t>Сопровождаемость</w:t>
+      </w:r>
+      <w:proofErr w:type="spellEnd"/>
+      <w:r>
+        <w:t xml:space="preserve">: код должен быть разделен на </w:t>
+      </w:r>
+      <w:proofErr w:type="spellStart"/>
+      <w:r>
+        <w:t>frontend</w:t>
+      </w:r>
+      <w:proofErr w:type="spellEnd"/>
+      <w:r>
+        <w:t xml:space="preserve">-компоненты, </w:t>
+      </w:r>
+      <w:proofErr w:type="spellStart"/>
+      <w:r>
+        <w:t>backend</w:t>
+      </w:r>
+      <w:proofErr w:type="spellEnd"/>
+      <w:r>
+        <w:t xml:space="preserve">-контроллеры, Form </w:t>
+      </w:r>
+      <w:proofErr w:type="spellStart"/>
+      <w:r>
+        <w:t>Request</w:t>
+      </w:r>
+      <w:proofErr w:type="spellEnd"/>
+      <w:r>
+        <w:t>-классы, ресурсы, модели и сервисы. Такое разделение упрощает дальнейшую разработку и поддержку приложения.</w:t>
+      </w:r>
+    </w:p>
+    <w:p>
+      <w:pPr>
+        <w:pStyle w:val="3"/>
         <w:rPr>
           <w:b w:val="0"/>
           <w:bCs/>
         </w:rPr>
-        <w:tab/>
-      </w:r>
+      </w:pPr>
+      <w:bookmarkStart w:id="19" w:name="_Toc229764798"/>
       <w:r>
         <w:rPr>
           <w:b w:val="0"/>
           <w:bCs/>
         </w:rPr>
-        <w:t>1.5.2. Показатели качества и требуемые значения атрибутов качества</w:t>
-      </w:r>
-      <w:bookmarkEnd w:id="18"/>
-    </w:p>
-    <w:p>
-      <w:pPr>
-        <w:pStyle w:val="a0"/>
-      </w:pPr>
-      <w:r>
-        <w:t>Для оценки к</w:t>
-      </w:r>
-      <w:r>
-        <w:t>ачества программного продукта целесообразно использовать следующие показатели.</w:t>
-      </w:r>
-    </w:p>
-    <w:p>
-      <w:pPr>
-        <w:pStyle w:val="a0"/>
-      </w:pPr>
-      <w:r>
-        <w:t>Функциональная пригодность: все обязательные функции должны быть реализованы; доля успешно выполненных критических пользовательских сценариев должна составлять 100%; доля успешн</w:t>
-      </w:r>
-      <w:r>
-        <w:t>о выполненных некритических сценариев должна быть не менее 95%.</w:t>
-      </w:r>
-    </w:p>
-    <w:p>
-      <w:pPr>
-        <w:pStyle w:val="a0"/>
-      </w:pPr>
-      <w:r>
-        <w:t>Производительность: время отклика интерфейса при типовых действиях должно быть не более 2 секунд; сохранение проекта через API должно выполняться за приемлемое для пользователя время; открытие</w:t>
-      </w:r>
-      <w:r>
-        <w:t xml:space="preserve"> списка проектов не должно приводить к заметной задержке интерфейса.</w:t>
-      </w:r>
-    </w:p>
-    <w:p>
-      <w:pPr>
-        <w:pStyle w:val="a0"/>
-      </w:pPr>
-      <w:r>
-        <w:t xml:space="preserve">Надежность: приложение не должно терять сохраненные данные при штатной эксплуатации; </w:t>
-      </w:r>
-      <w:proofErr w:type="spellStart"/>
-      <w:r>
-        <w:t>backend</w:t>
-      </w:r>
-      <w:proofErr w:type="spellEnd"/>
-      <w:r>
-        <w:t xml:space="preserve"> должен корректно возвращать ошибки в формате JSON; пользователь не должен получать доступ к чу</w:t>
-      </w:r>
-      <w:r>
-        <w:t>жим проектам без разрешения.</w:t>
-      </w:r>
-    </w:p>
-    <w:p>
-      <w:pPr>
-        <w:pStyle w:val="a0"/>
-      </w:pPr>
-      <w:r>
-        <w:t xml:space="preserve">Удобство использования: пользователь должен выполнять основные сценарии без специальной подготовки; интерфейс должен иметь понятную навигацию; элементы управления таблицами, индексами, связями, экспортом и доступом должны быть </w:t>
-      </w:r>
-      <w:r>
-        <w:t>доступны из логичных частей интерфейса.</w:t>
-      </w:r>
-    </w:p>
-    <w:p>
-      <w:pPr>
-        <w:pStyle w:val="a0"/>
-      </w:pPr>
-      <w:proofErr w:type="spellStart"/>
-      <w:r>
-        <w:t>Сопровождаемость</w:t>
-      </w:r>
-      <w:proofErr w:type="spellEnd"/>
-      <w:r>
-        <w:t xml:space="preserve">: код должен быть разделен на </w:t>
-      </w:r>
-      <w:proofErr w:type="spellStart"/>
-      <w:r>
-        <w:t>frontend</w:t>
-      </w:r>
-      <w:proofErr w:type="spellEnd"/>
-      <w:r>
-        <w:t xml:space="preserve">-компоненты, </w:t>
-      </w:r>
-      <w:proofErr w:type="spellStart"/>
-      <w:r>
-        <w:t>backend</w:t>
-      </w:r>
-      <w:proofErr w:type="spellEnd"/>
-      <w:r>
-        <w:t xml:space="preserve">-контроллеры, Form </w:t>
-      </w:r>
-      <w:proofErr w:type="spellStart"/>
-      <w:r>
-        <w:t>Request</w:t>
-      </w:r>
-      <w:proofErr w:type="spellEnd"/>
-      <w:r>
-        <w:t>-классы, ресурсы, модели и сервисы. Такое разделение упрощает дальнейшую разработку и поддержку приложения.</w:t>
-      </w:r>
-    </w:p>
-    <w:p>
-      <w:pPr>
-        <w:pStyle w:val="3"/>
+        <w:tab/>
+      </w:r>
+      <w:r>
         <w:rPr>
           <w:b w:val="0"/>
           <w:bCs/>
         </w:rPr>
-      </w:pPr>
-      <w:bookmarkStart w:id="19" w:name="_Toc229764798"/>
-      <w:r>
-        <w:rPr>
-          <w:b w:val="0"/>
-          <w:bCs/>
-        </w:rPr>
+        <w:t>1.5.3. План процесса анализа и процедур оценки качества</w:t>
+      </w:r>
+      <w:bookmarkEnd w:id="19"/>
+    </w:p>
+    <w:p>
+      <w:pPr>
+        <w:pStyle w:val="a0"/>
+      </w:pPr>
+      <w:r>
+        <w:t>Процесс оценки качества программного продукта предлагается организовать по этапам жизненного цикла разработки.</w:t>
+      </w:r>
+    </w:p>
+    <w:p>
+      <w:pPr>
+        <w:pStyle w:val="a0"/>
+      </w:pPr>
+      <w:r>
         <w:lastRenderedPageBreak/>
-        <w:tab/>
-      </w:r>
-      <w:r>
-        <w:rPr>
-          <w:b w:val="0"/>
-          <w:bCs/>
-        </w:rPr>
-        <w:t>1.5.3. П</w:t>
-      </w:r>
-      <w:r>
-        <w:rPr>
-          <w:b w:val="0"/>
-          <w:bCs/>
-        </w:rPr>
-        <w:t>лан процесса анализа и процедур оценки качества</w:t>
-      </w:r>
-      <w:bookmarkEnd w:id="19"/>
-    </w:p>
-    <w:p>
-      <w:pPr>
-        <w:pStyle w:val="a0"/>
-      </w:pPr>
-      <w:r>
-        <w:t>Процесс оценки качества программного продукта предлагается организовать по этапам жизненного цикла разработки.</w:t>
-      </w:r>
-    </w:p>
-    <w:p>
-      <w:pPr>
-        <w:pStyle w:val="a0"/>
-      </w:pPr>
-      <w:r>
         <w:t>Этап 1. Анализ требований.</w:t>
       </w:r>
     </w:p>
@@ -7409,10 +6941,7 @@
         <w:ind w:firstLine="0"/>
       </w:pPr>
       <w:r>
-        <w:t xml:space="preserve">На данном этапе формируется перечень функций, подлежащих </w:t>
-      </w:r>
-      <w:r>
-        <w:t>проверке, и определяются критерии приемки.</w:t>
+        <w:t>На данном этапе формируется перечень функций, подлежащих проверке, и определяются критерии приемки.</w:t>
       </w:r>
     </w:p>
     <w:p>
@@ -7450,10 +6979,7 @@
       </w:r>
       <w:proofErr w:type="spellStart"/>
       <w:r>
-        <w:t>back</w:t>
-      </w:r>
-      <w:r>
-        <w:t>end</w:t>
+        <w:t>backend</w:t>
       </w:r>
       <w:proofErr w:type="spellEnd"/>
       <w:r>
@@ -7515,10 +7041,7 @@
         <w:ind w:firstLine="0"/>
       </w:pPr>
       <w:r>
-        <w:t>Проверяются сквозные пользовательские сценарии: регистрация, создание прое</w:t>
-      </w:r>
-      <w:r>
-        <w:t>кта, редактирование схемы, экспорт SQL, создание ссылки, присоединение участника, изменение прав и выход из командного проекта.</w:t>
+        <w:t>Проверяются сквозные пользовательские сценарии: регистрация, создание проекта, редактирование схемы, экспорт SQL, создание ссылки, присоединение участника, изменение прав и выход из командного проекта.</w:t>
       </w:r>
     </w:p>
     <w:p>
@@ -7547,10 +7070,7 @@
         <w:ind w:firstLine="0"/>
       </w:pPr>
       <w:r>
-        <w:t xml:space="preserve">Оценивается корректность отображения страниц в светлой и темной теме, отсутствие </w:t>
-      </w:r>
-      <w:r>
-        <w:t xml:space="preserve">наложения элементов, удобство работы с </w:t>
+        <w:t xml:space="preserve">Оценивается корректность отображения страниц в светлой и темной теме, отсутствие наложения элементов, удобство работы с </w:t>
       </w:r>
       <w:proofErr w:type="spellStart"/>
       <w:r>
@@ -7592,10 +7112,39 @@
         <w:ind w:firstLine="0"/>
       </w:pPr>
       <w:r>
-        <w:t>После устранени</w:t>
-      </w:r>
-      <w:r>
-        <w:t>я дефектов проводится повторная проверка ранее протестированных функций.</w:t>
+        <w:t>После устранения дефектов проводится повторная проверка ранее протестированных функций.</w:t>
+      </w:r>
+    </w:p>
+    <w:p>
+      <w:pPr>
+        <w:pStyle w:val="a0"/>
+      </w:pPr>
+      <w:r>
+        <w:t xml:space="preserve">Для автоматизации тестирования целесообразно использовать средства тестирования </w:t>
+      </w:r>
+      <w:proofErr w:type="spellStart"/>
+      <w:r>
+        <w:t>Laravel</w:t>
+      </w:r>
+      <w:proofErr w:type="spellEnd"/>
+      <w:r>
+        <w:t xml:space="preserve"> API, статическую проверку </w:t>
+      </w:r>
+      <w:proofErr w:type="spellStart"/>
+      <w:r>
+        <w:t>frontend</w:t>
+      </w:r>
+      <w:proofErr w:type="spellEnd"/>
+      <w:r>
+        <w:t xml:space="preserve">-кода, сборку </w:t>
+      </w:r>
+      <w:proofErr w:type="spellStart"/>
+      <w:r>
+        <w:t>production</w:t>
+      </w:r>
+      <w:proofErr w:type="spellEnd"/>
+      <w:r>
+        <w:t>-версии приложения и ручное тестирование ключевых пользовательских сценариев.</w:t>
       </w:r>
     </w:p>
     <w:p>
@@ -7604,45 +7153,7 @@
       </w:pPr>
       <w:r>
         <w:lastRenderedPageBreak/>
-        <w:t xml:space="preserve">Для автоматизации тестирования целесообразно использовать средства тестирования </w:t>
-      </w:r>
-      <w:proofErr w:type="spellStart"/>
-      <w:r>
-        <w:t>Laravel</w:t>
-      </w:r>
-      <w:proofErr w:type="spellEnd"/>
-      <w:r>
-        <w:t xml:space="preserve"> API, статическую проверку </w:t>
-      </w:r>
-      <w:proofErr w:type="spellStart"/>
-      <w:r>
-        <w:t>frontend</w:t>
-      </w:r>
-      <w:proofErr w:type="spellEnd"/>
-      <w:r>
-        <w:t xml:space="preserve">-кода, сборку </w:t>
-      </w:r>
-      <w:proofErr w:type="spellStart"/>
-      <w:r>
-        <w:t>production</w:t>
-      </w:r>
-      <w:proofErr w:type="spellEnd"/>
-      <w:r>
-        <w:t>-версии приложения и ручное тестирова</w:t>
-      </w:r>
-      <w:r>
-        <w:t>ние ключевых пользовательских сценариев.</w:t>
-      </w:r>
-    </w:p>
-    <w:p>
-      <w:pPr>
-        <w:pStyle w:val="a0"/>
-      </w:pPr>
-      <w:r>
-        <w:t>В результате выполнения плана тестирования должно быть подтверждено, что разработанный программный продукт соответствует заявленным требованиям, корректно реализует основные функции и может быть использован в качест</w:t>
-      </w:r>
-      <w:r>
-        <w:t xml:space="preserve">ве рабочего прототипа </w:t>
+        <w:t xml:space="preserve">В результате выполнения плана тестирования должно быть подтверждено, что разработанный программный продукт соответствует заявленным требованиям, корректно реализует основные функции и может быть использован в качестве рабочего прототипа </w:t>
       </w:r>
       <w:proofErr w:type="spellStart"/>
       <w:r>
@@ -7700,6 +7211,7 @@
         <w:docPartUnique/>
       </w:docPartObj>
     </w:sdtPr>
+    <w:sdtEndPr/>
     <w:sdtContent>
       <w:p>
         <w:pPr>
@@ -7724,11 +7236,6 @@
       </w:p>
     </w:sdtContent>
   </w:sdt>
-  <w:p>
-    <w:pPr>
-      <w:pStyle w:val="a8"/>
-    </w:pPr>
-  </w:p>
 </w:ftr>
 </file>
 
@@ -9468,9 +8975,11 @@
     <w:next w:val="a0"/>
     <w:uiPriority w:val="9"/>
     <w:qFormat/>
+    <w:rsid w:val="00CD6B24"/>
     <w:pPr>
       <w:keepNext/>
       <w:spacing w:before="240" w:after="120"/>
+      <w:ind w:firstLine="709"/>
       <w:jc w:val="center"/>
       <w:outlineLvl w:val="0"/>
     </w:pPr>
@@ -9485,9 +8994,11 @@
     <w:uiPriority w:val="9"/>
     <w:unhideWhenUsed/>
     <w:qFormat/>
+    <w:rsid w:val="00CD6B24"/>
     <w:pPr>
       <w:keepNext/>
       <w:spacing w:before="240" w:after="120"/>
+      <w:ind w:firstLine="709"/>
       <w:outlineLvl w:val="1"/>
     </w:pPr>
     <w:rPr>
@@ -9513,6 +9024,7 @@
   <w:style w:type="character" w:default="1" w:styleId="a1">
     <w:name w:val="Default Paragraph Font"/>
     <w:uiPriority w:val="1"/>
+    <w:semiHidden/>
     <w:unhideWhenUsed/>
   </w:style>
   <w:style w:type="table" w:default="1" w:styleId="a2">
@@ -9574,8 +9086,11 @@
     <w:autoRedefine/>
     <w:uiPriority w:val="39"/>
     <w:unhideWhenUsed/>
-    <w:rsid w:val="006A0002"/>
+    <w:rsid w:val="00CD6B24"/>
     <w:pPr>
+      <w:tabs>
+        <w:tab w:val="right" w:leader="dot" w:pos="9345"/>
+      </w:tabs>
       <w:spacing w:after="100"/>
     </w:pPr>
   </w:style>
@@ -9599,11 +9114,18 @@
     <w:autoRedefine/>
     <w:uiPriority w:val="39"/>
     <w:unhideWhenUsed/>
-    <w:rsid w:val="006A0002"/>
+    <w:rsid w:val="00CD6B24"/>
     <w:pPr>
+      <w:tabs>
+        <w:tab w:val="right" w:leader="dot" w:pos="9345"/>
+      </w:tabs>
       <w:spacing w:after="100"/>
       <w:ind w:left="560"/>
+      <w:jc w:val="both"/>
     </w:pPr>
+    <w:rPr>
+      <w:noProof/>
+    </w:rPr>
   </w:style>
   <w:style w:type="character" w:styleId="a5">
     <w:name w:val="Hyperlink"/>
